--- a/Requisitos/CSU10 - Finalizar pedido.docx
+++ b/Requisitos/CSU10 - Finalizar pedido.docx
@@ -1,13 +1,11 @@
 
 <file path=word/document.xml><?xml version="1.0" encoding="utf-8"?>
-<w:document xmlns:o="urn:schemas-microsoft-com:office:office" xmlns:r="http://schemas.openxmlformats.org/officeDocument/2006/relationships" xmlns:v="urn:schemas-microsoft-com:vml" xmlns:w="http://schemas.openxmlformats.org/wordprocessingml/2006/main" xmlns:w10="urn:schemas-microsoft-com:office:word" xmlns:wp="http://schemas.openxmlformats.org/drawingml/2006/wordprocessingDrawing" xmlns:wps="http://schemas.microsoft.com/office/word/2010/wordprocessingShape" xmlns:wpg="http://schemas.microsoft.com/office/word/2010/wordprocessingGroup" xmlns:mc="http://schemas.openxmlformats.org/markup-compatibility/2006" xmlns:wp14="http://schemas.microsoft.com/office/word/2010/wordprocessingDrawing" xmlns:w14="http://schemas.microsoft.com/office/word/2010/wordml" xmlns:w15="http://schemas.microsoft.com/office/word/2012/wordml" mc:Ignorable="w14 wp14 w15">
+<w:document xmlns:wpc="http://schemas.microsoft.com/office/word/2010/wordprocessingCanvas" xmlns:cx="http://schemas.microsoft.com/office/drawing/2014/chartex" xmlns:cx1="http://schemas.microsoft.com/office/drawing/2015/9/8/chartex" xmlns:cx2="http://schemas.microsoft.com/office/drawing/2015/10/21/chartex" xmlns:cx3="http://schemas.microsoft.com/office/drawing/2016/5/9/chartex" xmlns:cx4="http://schemas.microsoft.com/office/drawing/2016/5/10/chartex" xmlns:cx5="http://schemas.microsoft.com/office/drawing/2016/5/11/chartex" xmlns:cx6="http://schemas.microsoft.com/office/drawing/2016/5/12/chartex" xmlns:cx7="http://schemas.microsoft.com/office/drawing/2016/5/13/chartex" xmlns:cx8="http://schemas.microsoft.com/office/drawing/2016/5/14/chartex" xmlns:mc="http://schemas.openxmlformats.org/markup-compatibility/2006" xmlns:aink="http://schemas.microsoft.com/office/drawing/2016/ink" xmlns:am3d="http://schemas.microsoft.com/office/drawing/2017/model3d" xmlns:o="urn:schemas-microsoft-com:office:office" xmlns:oel="http://schemas.microsoft.com/office/2019/extlst" xmlns:r="http://schemas.openxmlformats.org/officeDocument/2006/relationships" xmlns:m="http://schemas.openxmlformats.org/officeDocument/2006/math" xmlns:v="urn:schemas-microsoft-com:vml" xmlns:wp14="http://schemas.microsoft.com/office/word/2010/wordprocessingDrawing" xmlns:wp="http://schemas.openxmlformats.org/drawingml/2006/wordprocessingDrawing" xmlns:w10="urn:schemas-microsoft-com:office:word" xmlns:w="http://schemas.openxmlformats.org/wordprocessingml/2006/main" xmlns:w14="http://schemas.microsoft.com/office/word/2010/wordml" xmlns:w15="http://schemas.microsoft.com/office/word/2012/wordml" xmlns:w16cex="http://schemas.microsoft.com/office/word/2018/wordml/cex" xmlns:w16cid="http://schemas.microsoft.com/office/word/2016/wordml/cid" xmlns:w16="http://schemas.microsoft.com/office/word/2018/wordml" xmlns:w16du="http://schemas.microsoft.com/office/word/2023/wordml/word16du" xmlns:w16sdtdh="http://schemas.microsoft.com/office/word/2020/wordml/sdtdatahash" xmlns:w16se="http://schemas.microsoft.com/office/word/2015/wordml/symex" xmlns:wpg="http://schemas.microsoft.com/office/word/2010/wordprocessingGroup" xmlns:wpi="http://schemas.microsoft.com/office/word/2010/wordprocessingInk" xmlns:wne="http://schemas.microsoft.com/office/word/2006/wordml" xmlns:wps="http://schemas.microsoft.com/office/word/2010/wordprocessingShape" mc:Ignorable="w14 w15 w16se w16cid w16 w16cex w16sdtdh w16du wp14">
   <w:body>
     <w:p>
       <w:pPr>
-        <w:pStyle w:val="Normal"/>
-        <w:spacing w:lineRule="auto" w:line="360"/>
+        <w:spacing w:line="360" w:lineRule="auto"/>
         <w:jc w:val="center"/>
-        <w:rPr/>
       </w:pPr>
       <w:r>
         <w:rPr>
@@ -38,9 +36,7 @@
     </w:p>
     <w:p>
       <w:pPr>
-        <w:pStyle w:val="Normal"/>
-        <w:spacing w:lineRule="auto" w:line="360"/>
-        <w:rPr/>
+        <w:spacing w:line="360" w:lineRule="auto"/>
       </w:pPr>
       <w:r>
         <w:rPr>
@@ -61,23 +57,15 @@
     <w:tbl>
       <w:tblPr>
         <w:tblW w:w="9628" w:type="dxa"/>
-        <w:jc w:val="left"/>
         <w:tblInd w:w="-113" w:type="dxa"/>
         <w:tblLayout w:type="fixed"/>
-        <w:tblCellMar>
-          <w:top w:w="0" w:type="dxa"/>
-          <w:left w:w="108" w:type="dxa"/>
-          <w:bottom w:w="0" w:type="dxa"/>
-          <w:right w:w="108" w:type="dxa"/>
-        </w:tblCellMar>
-        <w:tblLook w:firstRow="0" w:noVBand="1" w:lastRow="0" w:firstColumn="0" w:lastColumn="0" w:noHBand="0" w:val="0400"/>
+        <w:tblLook w:val="0400" w:firstRow="0" w:lastRow="0" w:firstColumn="0" w:lastColumn="0" w:noHBand="0" w:noVBand="1"/>
       </w:tblPr>
       <w:tblGrid>
         <w:gridCol w:w="2689"/>
-        <w:gridCol w:w="6938"/>
+        <w:gridCol w:w="6939"/>
       </w:tblGrid>
       <w:tr>
-        <w:trPr/>
         <w:tc>
           <w:tcPr>
             <w:tcW w:w="2689" w:type="dxa"/>
@@ -90,9 +78,7 @@
           </w:tcPr>
           <w:p>
             <w:pPr>
-              <w:pStyle w:val="Normal"/>
-              <w:spacing w:lineRule="auto" w:line="360"/>
-              <w:rPr/>
+              <w:spacing w:line="360" w:lineRule="auto"/>
             </w:pPr>
             <w:r>
               <w:rPr>
@@ -116,9 +102,7 @@
           </w:tcPr>
           <w:p>
             <w:pPr>
-              <w:pStyle w:val="Normal"/>
-              <w:spacing w:lineRule="auto" w:line="360"/>
-              <w:rPr/>
+              <w:spacing w:line="360" w:lineRule="auto"/>
             </w:pPr>
             <w:r>
               <w:rPr>
@@ -131,7 +115,6 @@
         </w:tc>
       </w:tr>
       <w:tr>
-        <w:trPr/>
         <w:tc>
           <w:tcPr>
             <w:tcW w:w="2689" w:type="dxa"/>
@@ -144,9 +127,7 @@
           </w:tcPr>
           <w:p>
             <w:pPr>
-              <w:pStyle w:val="Normal"/>
-              <w:spacing w:lineRule="auto" w:line="360"/>
-              <w:rPr/>
+              <w:spacing w:line="360" w:lineRule="auto"/>
             </w:pPr>
             <w:r>
               <w:rPr>
@@ -170,10 +151,8 @@
           </w:tcPr>
           <w:p>
             <w:pPr>
-              <w:pStyle w:val="Normal"/>
-              <w:spacing w:lineRule="auto" w:line="360"/>
+              <w:spacing w:line="360" w:lineRule="auto"/>
               <w:jc w:val="both"/>
-              <w:rPr/>
             </w:pPr>
             <w:r>
               <w:rPr>
@@ -186,7 +165,6 @@
         </w:tc>
       </w:tr>
       <w:tr>
-        <w:trPr/>
         <w:tc>
           <w:tcPr>
             <w:tcW w:w="2689" w:type="dxa"/>
@@ -199,9 +177,7 @@
           </w:tcPr>
           <w:p>
             <w:pPr>
-              <w:pStyle w:val="Normal"/>
-              <w:spacing w:lineRule="auto" w:line="360"/>
-              <w:rPr/>
+              <w:spacing w:line="360" w:lineRule="auto"/>
             </w:pPr>
             <w:r>
               <w:rPr>
@@ -225,9 +201,7 @@
           </w:tcPr>
           <w:p>
             <w:pPr>
-              <w:pStyle w:val="Normal"/>
-              <w:spacing w:lineRule="auto" w:line="360"/>
-              <w:rPr/>
+              <w:spacing w:line="360" w:lineRule="auto"/>
             </w:pPr>
             <w:r>
               <w:rPr>
@@ -240,7 +214,6 @@
         </w:tc>
       </w:tr>
       <w:tr>
-        <w:trPr/>
         <w:tc>
           <w:tcPr>
             <w:tcW w:w="2689" w:type="dxa"/>
@@ -253,9 +226,7 @@
           </w:tcPr>
           <w:p>
             <w:pPr>
-              <w:pStyle w:val="Normal"/>
-              <w:spacing w:lineRule="auto" w:line="360"/>
-              <w:rPr/>
+              <w:spacing w:line="360" w:lineRule="auto"/>
             </w:pPr>
             <w:r>
               <w:rPr>
@@ -279,9 +250,7 @@
           </w:tcPr>
           <w:p>
             <w:pPr>
-              <w:pStyle w:val="Normal"/>
-              <w:spacing w:lineRule="auto" w:line="360"/>
-              <w:rPr/>
+              <w:spacing w:line="360" w:lineRule="auto"/>
             </w:pPr>
             <w:r>
               <w:rPr>
@@ -294,7 +263,6 @@
         </w:tc>
       </w:tr>
       <w:tr>
-        <w:trPr/>
         <w:tc>
           <w:tcPr>
             <w:tcW w:w="2689" w:type="dxa"/>
@@ -307,9 +275,7 @@
           </w:tcPr>
           <w:p>
             <w:pPr>
-              <w:pStyle w:val="Normal"/>
-              <w:spacing w:lineRule="auto" w:line="360"/>
-              <w:rPr/>
+              <w:spacing w:line="360" w:lineRule="auto"/>
             </w:pPr>
             <w:r>
               <w:rPr>
@@ -333,9 +299,7 @@
           </w:tcPr>
           <w:p>
             <w:pPr>
-              <w:pStyle w:val="Normal"/>
-              <w:spacing w:lineRule="auto" w:line="360"/>
-              <w:rPr/>
+              <w:spacing w:line="360" w:lineRule="auto"/>
             </w:pPr>
             <w:r>
               <w:rPr>
@@ -356,7 +320,6 @@
         </w:tc>
       </w:tr>
       <w:tr>
-        <w:trPr/>
         <w:tc>
           <w:tcPr>
             <w:tcW w:w="2689" w:type="dxa"/>
@@ -369,9 +332,7 @@
           </w:tcPr>
           <w:p>
             <w:pPr>
-              <w:pStyle w:val="Normal"/>
-              <w:spacing w:lineRule="auto" w:line="360"/>
-              <w:rPr/>
+              <w:spacing w:line="360" w:lineRule="auto"/>
             </w:pPr>
             <w:r>
               <w:rPr>
@@ -395,9 +356,7 @@
           </w:tcPr>
           <w:p>
             <w:pPr>
-              <w:pStyle w:val="Normal"/>
-              <w:spacing w:lineRule="auto" w:line="360"/>
-              <w:rPr/>
+              <w:spacing w:line="360" w:lineRule="auto"/>
             </w:pPr>
             <w:r>
               <w:rPr>
@@ -412,33 +371,20 @@
     </w:tbl>
     <w:p>
       <w:pPr>
-        <w:pStyle w:val="Normal"/>
-        <w:spacing w:lineRule="auto" w:line="360"/>
-        <w:rPr/>
+        <w:spacing w:line="360" w:lineRule="auto"/>
       </w:pPr>
-      <w:r>
-        <w:rPr/>
-      </w:r>
     </w:p>
     <w:tbl>
       <w:tblPr>
         <w:tblW w:w="9628" w:type="dxa"/>
-        <w:jc w:val="left"/>
         <w:tblInd w:w="-113" w:type="dxa"/>
         <w:tblLayout w:type="fixed"/>
-        <w:tblCellMar>
-          <w:top w:w="0" w:type="dxa"/>
-          <w:left w:w="108" w:type="dxa"/>
-          <w:bottom w:w="0" w:type="dxa"/>
-          <w:right w:w="108" w:type="dxa"/>
-        </w:tblCellMar>
-        <w:tblLook w:firstRow="0" w:noVBand="1" w:lastRow="0" w:firstColumn="0" w:lastColumn="0" w:noHBand="0" w:val="0400"/>
+        <w:tblLook w:val="0400" w:firstRow="0" w:lastRow="0" w:firstColumn="0" w:lastColumn="0" w:noHBand="0" w:noVBand="1"/>
       </w:tblPr>
       <w:tblGrid>
         <w:gridCol w:w="9628"/>
       </w:tblGrid>
       <w:tr>
-        <w:trPr/>
         <w:tc>
           <w:tcPr>
             <w:tcW w:w="9628" w:type="dxa"/>
@@ -451,10 +397,8 @@
           </w:tcPr>
           <w:p>
             <w:pPr>
-              <w:pStyle w:val="Normal"/>
-              <w:spacing w:lineRule="auto" w:line="360"/>
+              <w:spacing w:line="360" w:lineRule="auto"/>
               <w:jc w:val="center"/>
-              <w:rPr/>
             </w:pPr>
             <w:r>
               <w:rPr>
@@ -468,7 +412,6 @@
         </w:tc>
       </w:tr>
       <w:tr>
-        <w:trPr/>
         <w:tc>
           <w:tcPr>
             <w:tcW w:w="9628" w:type="dxa"/>
@@ -481,10 +424,8 @@
           </w:tcPr>
           <w:p>
             <w:pPr>
-              <w:pStyle w:val="Normal"/>
-              <w:spacing w:lineRule="auto" w:line="360"/>
+              <w:spacing w:line="360" w:lineRule="auto"/>
               <w:jc w:val="both"/>
-              <w:rPr/>
             </w:pPr>
             <w:r>
               <w:rPr>
@@ -511,10 +452,8 @@
           </w:p>
           <w:p>
             <w:pPr>
-              <w:pStyle w:val="Normal"/>
-              <w:spacing w:lineRule="auto" w:line="360"/>
+              <w:spacing w:line="360" w:lineRule="auto"/>
               <w:jc w:val="both"/>
-              <w:rPr/>
             </w:pPr>
             <w:r>
               <w:rPr>
@@ -541,10 +480,8 @@
           </w:p>
           <w:p>
             <w:pPr>
-              <w:pStyle w:val="Normal"/>
-              <w:spacing w:lineRule="auto" w:line="360"/>
+              <w:spacing w:line="360" w:lineRule="auto"/>
               <w:jc w:val="both"/>
-              <w:rPr/>
             </w:pPr>
             <w:r>
               <w:rPr>
@@ -571,10 +508,8 @@
           </w:p>
           <w:p>
             <w:pPr>
-              <w:pStyle w:val="Normal"/>
-              <w:spacing w:lineRule="auto" w:line="360"/>
+              <w:spacing w:line="360" w:lineRule="auto"/>
               <w:jc w:val="both"/>
-              <w:rPr/>
             </w:pPr>
             <w:r>
               <w:rPr>
@@ -601,10 +536,8 @@
           </w:p>
           <w:p>
             <w:pPr>
-              <w:pStyle w:val="Normal"/>
-              <w:spacing w:lineRule="auto" w:line="360"/>
+              <w:spacing w:line="360" w:lineRule="auto"/>
               <w:jc w:val="both"/>
-              <w:rPr/>
             </w:pPr>
             <w:r>
               <w:rPr>
@@ -631,10 +564,8 @@
           </w:p>
           <w:p>
             <w:pPr>
-              <w:pStyle w:val="Normal"/>
-              <w:spacing w:lineRule="auto" w:line="360"/>
+              <w:spacing w:line="360" w:lineRule="auto"/>
               <w:jc w:val="both"/>
-              <w:rPr/>
             </w:pPr>
             <w:r>
               <w:rPr>
@@ -661,10 +592,8 @@
           </w:p>
           <w:p>
             <w:pPr>
-              <w:pStyle w:val="Normal"/>
-              <w:spacing w:lineRule="auto" w:line="360"/>
+              <w:spacing w:line="360" w:lineRule="auto"/>
               <w:jc w:val="both"/>
-              <w:rPr/>
             </w:pPr>
             <w:r>
               <w:rPr>
@@ -691,10 +620,8 @@
           </w:p>
           <w:p>
             <w:pPr>
-              <w:pStyle w:val="Normal"/>
-              <w:spacing w:lineRule="auto" w:line="360"/>
+              <w:spacing w:line="360" w:lineRule="auto"/>
               <w:jc w:val="both"/>
-              <w:rPr/>
             </w:pPr>
             <w:r>
               <w:rPr>
@@ -737,10 +664,8 @@
           </w:p>
           <w:p>
             <w:pPr>
-              <w:pStyle w:val="Normal"/>
-              <w:spacing w:lineRule="auto" w:line="360"/>
+              <w:spacing w:line="360" w:lineRule="auto"/>
               <w:jc w:val="both"/>
-              <w:rPr/>
             </w:pPr>
             <w:r>
               <w:rPr>
@@ -783,10 +708,8 @@
           </w:p>
           <w:p>
             <w:pPr>
-              <w:pStyle w:val="Normal"/>
-              <w:spacing w:lineRule="auto" w:line="360"/>
+              <w:spacing w:line="360" w:lineRule="auto"/>
               <w:jc w:val="both"/>
-              <w:rPr/>
             </w:pPr>
             <w:r>
               <w:rPr>
@@ -810,32 +733,510 @@
               </w:rPr>
               <w:t>)</w:t>
             </w:r>
+          </w:p>
+        </w:tc>
+      </w:tr>
+      <w:tr>
+        <w:tc>
+          <w:tcPr>
+            <w:tcW w:w="9628" w:type="dxa"/>
+            <w:tcBorders>
+              <w:top w:val="single" w:sz="4" w:space="0" w:color="000000"/>
+              <w:left w:val="single" w:sz="4" w:space="0" w:color="000000"/>
+              <w:bottom w:val="single" w:sz="4" w:space="0" w:color="000000"/>
+              <w:right w:val="single" w:sz="4" w:space="0" w:color="000000"/>
+            </w:tcBorders>
+          </w:tcPr>
+          <w:p>
+            <w:pPr>
+              <w:spacing w:line="360" w:lineRule="auto"/>
+              <w:jc w:val="center"/>
+              <w:rPr>
+                <w:sz w:val="28"/>
+                <w:szCs w:val="28"/>
+              </w:rPr>
+            </w:pPr>
+            <w:r>
+              <w:rPr>
+                <w:b/>
+                <w:sz w:val="28"/>
+                <w:szCs w:val="28"/>
+              </w:rPr>
+              <w:t>Fluxo alternativo</w:t>
+            </w:r>
+          </w:p>
+        </w:tc>
+      </w:tr>
+      <w:tr>
+        <w:tc>
+          <w:tcPr>
+            <w:tcW w:w="9628" w:type="dxa"/>
+            <w:tcBorders>
+              <w:top w:val="single" w:sz="4" w:space="0" w:color="000000"/>
+              <w:left w:val="single" w:sz="4" w:space="0" w:color="000000"/>
+              <w:bottom w:val="single" w:sz="4" w:space="0" w:color="000000"/>
+              <w:right w:val="single" w:sz="4" w:space="0" w:color="000000"/>
+            </w:tcBorders>
+          </w:tcPr>
+          <w:p>
+            <w:pPr>
+              <w:tabs>
+                <w:tab w:val="left" w:pos="243"/>
+              </w:tabs>
+              <w:spacing w:line="360" w:lineRule="auto"/>
+              <w:rPr>
+                <w:bCs/>
+                <w:sz w:val="28"/>
+                <w:szCs w:val="28"/>
+              </w:rPr>
+            </w:pPr>
+            <w:r>
+              <w:rPr>
+                <w:b/>
+                <w:bCs/>
+                <w:sz w:val="28"/>
+                <w:szCs w:val="28"/>
+              </w:rPr>
+              <w:t xml:space="preserve">Passo </w:t>
+            </w:r>
+            <w:r>
+              <w:rPr>
+                <w:b/>
+                <w:bCs/>
+                <w:sz w:val="28"/>
+                <w:szCs w:val="28"/>
+              </w:rPr>
+              <w:t>5</w:t>
+            </w:r>
+            <w:r>
+              <w:rPr>
+                <w:b/>
+                <w:bCs/>
+                <w:sz w:val="28"/>
+                <w:szCs w:val="28"/>
+              </w:rPr>
+              <w:t>:</w:t>
+            </w:r>
+            <w:r>
+              <w:rPr>
+                <w:b/>
+                <w:sz w:val="28"/>
+                <w:szCs w:val="28"/>
+              </w:rPr>
+              <w:t xml:space="preserve"> </w:t>
+            </w:r>
+            <w:r>
+              <w:rPr>
+                <w:bCs/>
+                <w:sz w:val="28"/>
+                <w:szCs w:val="28"/>
+              </w:rPr>
+              <w:t xml:space="preserve">Caso o ator pressione e segure um ícone </w:t>
+            </w:r>
+            <w:r>
+              <w:rPr>
+                <w:b/>
+                <w:sz w:val="28"/>
+                <w:szCs w:val="28"/>
+              </w:rPr>
+              <w:t>"Exibir"</w:t>
+            </w:r>
+            <w:r>
+              <w:rPr>
+                <w:bCs/>
+                <w:sz w:val="28"/>
+                <w:szCs w:val="28"/>
+              </w:rPr>
+              <w:t>, o sistema leva o ator</w:t>
+            </w:r>
+            <w:r>
+              <w:rPr>
+                <w:bCs/>
+                <w:sz w:val="28"/>
+                <w:szCs w:val="28"/>
+              </w:rPr>
+              <w:t xml:space="preserve"> </w:t>
+            </w:r>
+            <w:r>
+              <w:rPr>
+                <w:bCs/>
+                <w:sz w:val="28"/>
+                <w:szCs w:val="28"/>
+              </w:rPr>
+              <w:t>para uma nova tela "Informações Detalhadas", que mostra para cada ingrediente</w:t>
+            </w:r>
+            <w:r>
+              <w:rPr>
+                <w:bCs/>
+                <w:sz w:val="28"/>
+                <w:szCs w:val="28"/>
+              </w:rPr>
+              <w:t>.</w:t>
+            </w:r>
+            <w:r>
+              <w:rPr>
+                <w:sz w:val="28"/>
+                <w:szCs w:val="28"/>
+              </w:rPr>
+              <w:t xml:space="preserve"> </w:t>
+            </w:r>
+            <w:r>
+              <w:rPr>
+                <w:sz w:val="28"/>
+                <w:szCs w:val="28"/>
+              </w:rPr>
+              <w:t>(</w:t>
+            </w:r>
+            <w:r>
+              <w:rPr>
+                <w:color w:val="C9211E"/>
+                <w:sz w:val="28"/>
+                <w:szCs w:val="28"/>
+              </w:rPr>
+              <w:t>Tela 32</w:t>
+            </w:r>
+            <w:r>
+              <w:rPr>
+                <w:sz w:val="28"/>
+                <w:szCs w:val="28"/>
+              </w:rPr>
+              <w:t>)</w:t>
+            </w:r>
+          </w:p>
+          <w:p>
+            <w:pPr>
+              <w:tabs>
+                <w:tab w:val="left" w:pos="243"/>
+              </w:tabs>
+              <w:spacing w:line="360" w:lineRule="auto"/>
+              <w:rPr>
+                <w:b/>
+                <w:sz w:val="28"/>
+                <w:szCs w:val="28"/>
+              </w:rPr>
+            </w:pPr>
+            <w:r>
+              <w:rPr>
+                <w:b/>
+                <w:sz w:val="28"/>
+                <w:szCs w:val="28"/>
+              </w:rPr>
+              <w:t xml:space="preserve">Passo 8: </w:t>
+            </w:r>
+            <w:r>
+              <w:rPr>
+                <w:sz w:val="28"/>
+                <w:szCs w:val="28"/>
+              </w:rPr>
+              <w:t>Caso o ator pressione e segura o ícone “</w:t>
+            </w:r>
+            <w:r>
+              <w:rPr>
+                <w:b/>
+                <w:bCs/>
+                <w:sz w:val="28"/>
+                <w:szCs w:val="28"/>
+              </w:rPr>
+              <w:t>Inicio</w:t>
+            </w:r>
+            <w:r>
+              <w:rPr>
+                <w:sz w:val="28"/>
+                <w:szCs w:val="28"/>
+              </w:rPr>
+              <w:t xml:space="preserve">”, </w:t>
+            </w:r>
+            <w:r>
+              <w:rPr>
+                <w:sz w:val="28"/>
+                <w:szCs w:val="28"/>
+              </w:rPr>
+              <w:t xml:space="preserve">O sistema leva o </w:t>
+            </w:r>
+            <w:r>
+              <w:rPr>
+                <w:sz w:val="28"/>
+                <w:szCs w:val="28"/>
+              </w:rPr>
+              <w:t>ator</w:t>
+            </w:r>
+            <w:r>
+              <w:rPr>
+                <w:sz w:val="28"/>
+                <w:szCs w:val="28"/>
+              </w:rPr>
+              <w:t xml:space="preserve"> de volta para a tela do menu principal.</w:t>
+            </w:r>
+            <w:r>
+              <w:rPr>
+                <w:sz w:val="28"/>
+                <w:szCs w:val="28"/>
+              </w:rPr>
+              <w:t xml:space="preserve"> </w:t>
+            </w:r>
+            <w:r>
+              <w:rPr>
+                <w:sz w:val="28"/>
+                <w:szCs w:val="28"/>
+              </w:rPr>
+              <w:t>(</w:t>
+            </w:r>
+            <w:r>
+              <w:rPr>
+                <w:color w:val="C9211E"/>
+                <w:sz w:val="28"/>
+                <w:szCs w:val="28"/>
+              </w:rPr>
+              <w:t xml:space="preserve">Tela </w:t>
+            </w:r>
+            <w:r>
+              <w:rPr>
+                <w:color w:val="C9211E"/>
+                <w:sz w:val="28"/>
+                <w:szCs w:val="28"/>
+              </w:rPr>
+              <w:t>26</w:t>
+            </w:r>
+            <w:r>
+              <w:rPr>
+                <w:sz w:val="28"/>
+                <w:szCs w:val="28"/>
+              </w:rPr>
+              <w:t>)</w:t>
+            </w:r>
+          </w:p>
+          <w:p>
+            <w:pPr>
+              <w:tabs>
+                <w:tab w:val="left" w:pos="243"/>
+              </w:tabs>
+              <w:spacing w:line="360" w:lineRule="auto"/>
+              <w:rPr>
+                <w:b/>
+                <w:sz w:val="28"/>
+                <w:szCs w:val="28"/>
+              </w:rPr>
+            </w:pPr>
+            <w:r>
+              <w:rPr>
+                <w:b/>
+                <w:sz w:val="28"/>
+                <w:szCs w:val="28"/>
+              </w:rPr>
+              <w:t xml:space="preserve">Passo </w:t>
+            </w:r>
+            <w:r>
+              <w:rPr>
+                <w:b/>
+                <w:sz w:val="28"/>
+                <w:szCs w:val="28"/>
+              </w:rPr>
+              <w:t>9</w:t>
+            </w:r>
+            <w:r>
+              <w:rPr>
+                <w:b/>
+                <w:sz w:val="28"/>
+                <w:szCs w:val="28"/>
+              </w:rPr>
+              <w:t xml:space="preserve">: </w:t>
+            </w:r>
+            <w:r>
+              <w:rPr>
+                <w:sz w:val="28"/>
+                <w:szCs w:val="28"/>
+              </w:rPr>
+              <w:t>Caso o ator pressione e segura o ícone “</w:t>
+            </w:r>
+            <w:r>
+              <w:rPr>
+                <w:b/>
+                <w:bCs/>
+                <w:sz w:val="28"/>
+                <w:szCs w:val="28"/>
+              </w:rPr>
+              <w:t>Inicio</w:t>
+            </w:r>
+            <w:r>
+              <w:rPr>
+                <w:sz w:val="28"/>
+                <w:szCs w:val="28"/>
+              </w:rPr>
+              <w:t xml:space="preserve">”, </w:t>
+            </w:r>
+            <w:r>
+              <w:rPr>
+                <w:sz w:val="28"/>
+                <w:szCs w:val="28"/>
+              </w:rPr>
+              <w:t xml:space="preserve">O sistema </w:t>
+            </w:r>
+            <w:r>
+              <w:rPr>
+                <w:b/>
+                <w:bCs/>
+                <w:sz w:val="28"/>
+                <w:szCs w:val="28"/>
+              </w:rPr>
+              <w:t xml:space="preserve">cancela </w:t>
+            </w:r>
+            <w:r>
+              <w:rPr>
+                <w:b/>
+                <w:bCs/>
+                <w:sz w:val="28"/>
+                <w:szCs w:val="28"/>
+              </w:rPr>
+              <w:lastRenderedPageBreak/>
+              <w:t>imediatamente</w:t>
+            </w:r>
+            <w:r>
+              <w:rPr>
+                <w:sz w:val="28"/>
+                <w:szCs w:val="28"/>
+              </w:rPr>
+              <w:t xml:space="preserve"> o pedido atual, e leva o </w:t>
+            </w:r>
+            <w:r>
+              <w:rPr>
+                <w:sz w:val="28"/>
+                <w:szCs w:val="28"/>
+              </w:rPr>
+              <w:t>ator</w:t>
+            </w:r>
+            <w:r>
+              <w:rPr>
+                <w:sz w:val="28"/>
+                <w:szCs w:val="28"/>
+              </w:rPr>
+              <w:t xml:space="preserve"> de volta para a tela do menu principal.</w:t>
+            </w:r>
+            <w:r>
+              <w:rPr>
+                <w:sz w:val="28"/>
+                <w:szCs w:val="28"/>
+              </w:rPr>
+              <w:t xml:space="preserve"> </w:t>
+            </w:r>
+            <w:r>
+              <w:rPr>
+                <w:sz w:val="28"/>
+                <w:szCs w:val="28"/>
+              </w:rPr>
+              <w:t>(</w:t>
+            </w:r>
+            <w:r>
+              <w:rPr>
+                <w:color w:val="C9211E"/>
+                <w:sz w:val="28"/>
+                <w:szCs w:val="28"/>
+              </w:rPr>
+              <w:t xml:space="preserve">Tela </w:t>
+            </w:r>
+            <w:r>
+              <w:rPr>
+                <w:color w:val="C9211E"/>
+                <w:sz w:val="28"/>
+                <w:szCs w:val="28"/>
+              </w:rPr>
+              <w:t>26</w:t>
+            </w:r>
+            <w:r>
+              <w:rPr>
+                <w:sz w:val="28"/>
+                <w:szCs w:val="28"/>
+              </w:rPr>
+              <w:t>)</w:t>
+            </w:r>
+          </w:p>
+        </w:tc>
+      </w:tr>
+      <w:tr>
+        <w:tc>
+          <w:tcPr>
+            <w:tcW w:w="9628" w:type="dxa"/>
+            <w:tcBorders>
+              <w:top w:val="single" w:sz="4" w:space="0" w:color="000000"/>
+              <w:left w:val="single" w:sz="4" w:space="0" w:color="000000"/>
+              <w:bottom w:val="single" w:sz="4" w:space="0" w:color="000000"/>
+              <w:right w:val="single" w:sz="4" w:space="0" w:color="000000"/>
+            </w:tcBorders>
+          </w:tcPr>
+          <w:p>
+            <w:pPr>
+              <w:tabs>
+                <w:tab w:val="left" w:pos="3675"/>
+              </w:tabs>
+              <w:spacing w:line="360" w:lineRule="auto"/>
+              <w:rPr>
+                <w:b/>
+                <w:bCs/>
+                <w:sz w:val="28"/>
+                <w:szCs w:val="28"/>
+              </w:rPr>
+            </w:pPr>
+            <w:r>
+              <w:rPr>
+                <w:b/>
+                <w:bCs/>
+                <w:sz w:val="28"/>
+                <w:szCs w:val="28"/>
+              </w:rPr>
+              <w:lastRenderedPageBreak/>
+              <w:tab/>
+            </w:r>
+            <w:r>
+              <w:rPr>
+                <w:b/>
+                <w:sz w:val="28"/>
+                <w:szCs w:val="28"/>
+              </w:rPr>
+              <w:t>Fluxo de Exceção</w:t>
+            </w:r>
+          </w:p>
+        </w:tc>
+      </w:tr>
+      <w:tr>
+        <w:tc>
+          <w:tcPr>
+            <w:tcW w:w="9628" w:type="dxa"/>
+            <w:tcBorders>
+              <w:top w:val="single" w:sz="4" w:space="0" w:color="000000"/>
+              <w:left w:val="single" w:sz="4" w:space="0" w:color="000000"/>
+              <w:bottom w:val="single" w:sz="4" w:space="0" w:color="000000"/>
+              <w:right w:val="single" w:sz="4" w:space="0" w:color="000000"/>
+            </w:tcBorders>
+          </w:tcPr>
+          <w:p>
+            <w:pPr>
+              <w:tabs>
+                <w:tab w:val="left" w:pos="3675"/>
+              </w:tabs>
+              <w:spacing w:line="360" w:lineRule="auto"/>
+              <w:rPr>
+                <w:b/>
+                <w:bCs/>
+                <w:sz w:val="28"/>
+                <w:szCs w:val="28"/>
+              </w:rPr>
+            </w:pPr>
           </w:p>
         </w:tc>
       </w:tr>
     </w:tbl>
     <w:p>
       <w:pPr>
-        <w:pStyle w:val="Normal"/>
-        <w:spacing w:lineRule="auto" w:line="360"/>
+        <w:spacing w:line="360" w:lineRule="auto"/>
         <w:rPr>
           <w:b/>
           <w:sz w:val="32"/>
           <w:szCs w:val="32"/>
         </w:rPr>
       </w:pPr>
-      <w:r>
-        <w:rPr>
-          <w:b/>
-          <w:sz w:val="32"/>
-          <w:szCs w:val="32"/>
-        </w:rPr>
-      </w:r>
     </w:p>
     <w:p>
       <w:pPr>
-        <w:pStyle w:val="Normal"/>
-        <w:spacing w:lineRule="auto" w:line="360"/>
+        <w:spacing w:line="360" w:lineRule="auto"/>
         <w:ind w:left="4248"/>
         <w:rPr>
           <w:b/>
@@ -843,38 +1244,181 @@
           <w:szCs w:val="32"/>
         </w:rPr>
       </w:pPr>
-      <w:r>
-        <w:rPr>
-          <w:b/>
-          <w:sz w:val="32"/>
-          <w:szCs w:val="32"/>
-        </w:rPr>
-      </w:r>
     </w:p>
     <w:p>
       <w:pPr>
-        <w:pStyle w:val="Normal"/>
-        <w:spacing w:lineRule="auto" w:line="360"/>
+        <w:spacing w:line="360" w:lineRule="auto"/>
         <w:rPr>
           <w:b/>
           <w:sz w:val="32"/>
           <w:szCs w:val="32"/>
         </w:rPr>
       </w:pPr>
-      <w:r>
-        <w:rPr>
-          <w:b/>
-          <w:sz w:val="32"/>
-          <w:szCs w:val="32"/>
-        </w:rPr>
-      </w:r>
     </w:p>
+    <w:tbl>
+      <w:tblPr>
+        <w:tblW w:w="9628" w:type="dxa"/>
+        <w:tblLayout w:type="fixed"/>
+        <w:tblLook w:val="0400" w:firstRow="0" w:lastRow="0" w:firstColumn="0" w:lastColumn="0" w:noHBand="0" w:noVBand="1"/>
+      </w:tblPr>
+      <w:tblGrid>
+        <w:gridCol w:w="3209"/>
+        <w:gridCol w:w="3209"/>
+        <w:gridCol w:w="3210"/>
+      </w:tblGrid>
+      <w:tr>
+        <w:tc>
+          <w:tcPr>
+            <w:tcW w:w="3209" w:type="dxa"/>
+            <w:tcBorders>
+              <w:top w:val="single" w:sz="4" w:space="0" w:color="000000"/>
+              <w:left w:val="single" w:sz="4" w:space="0" w:color="000000"/>
+              <w:bottom w:val="single" w:sz="4" w:space="0" w:color="000000"/>
+              <w:right w:val="single" w:sz="4" w:space="0" w:color="000000"/>
+            </w:tcBorders>
+          </w:tcPr>
+          <w:p>
+            <w:pPr>
+              <w:spacing w:line="360" w:lineRule="auto"/>
+              <w:jc w:val="center"/>
+            </w:pPr>
+            <w:r>
+              <w:rPr>
+                <w:sz w:val="28"/>
+                <w:szCs w:val="28"/>
+              </w:rPr>
+              <w:t>Data</w:t>
+            </w:r>
+          </w:p>
+        </w:tc>
+        <w:tc>
+          <w:tcPr>
+            <w:tcW w:w="3209" w:type="dxa"/>
+            <w:tcBorders>
+              <w:top w:val="single" w:sz="4" w:space="0" w:color="000000"/>
+              <w:left w:val="single" w:sz="4" w:space="0" w:color="000000"/>
+              <w:bottom w:val="single" w:sz="4" w:space="0" w:color="000000"/>
+              <w:right w:val="single" w:sz="4" w:space="0" w:color="000000"/>
+            </w:tcBorders>
+          </w:tcPr>
+          <w:p>
+            <w:pPr>
+              <w:spacing w:line="360" w:lineRule="auto"/>
+              <w:jc w:val="center"/>
+            </w:pPr>
+            <w:r>
+              <w:rPr>
+                <w:sz w:val="28"/>
+                <w:szCs w:val="28"/>
+              </w:rPr>
+              <w:t>Pessoa</w:t>
+            </w:r>
+          </w:p>
+        </w:tc>
+        <w:tc>
+          <w:tcPr>
+            <w:tcW w:w="3210" w:type="dxa"/>
+            <w:tcBorders>
+              <w:top w:val="single" w:sz="4" w:space="0" w:color="000000"/>
+              <w:left w:val="single" w:sz="4" w:space="0" w:color="000000"/>
+              <w:bottom w:val="single" w:sz="4" w:space="0" w:color="000000"/>
+              <w:right w:val="single" w:sz="4" w:space="0" w:color="000000"/>
+            </w:tcBorders>
+          </w:tcPr>
+          <w:p>
+            <w:pPr>
+              <w:spacing w:line="360" w:lineRule="auto"/>
+              <w:jc w:val="center"/>
+            </w:pPr>
+            <w:r>
+              <w:rPr>
+                <w:sz w:val="28"/>
+                <w:szCs w:val="28"/>
+              </w:rPr>
+              <w:t>Alteração</w:t>
+            </w:r>
+          </w:p>
+        </w:tc>
+      </w:tr>
+      <w:tr>
+        <w:tc>
+          <w:tcPr>
+            <w:tcW w:w="3209" w:type="dxa"/>
+            <w:tcBorders>
+              <w:top w:val="single" w:sz="4" w:space="0" w:color="000000"/>
+              <w:left w:val="single" w:sz="4" w:space="0" w:color="000000"/>
+              <w:bottom w:val="single" w:sz="4" w:space="0" w:color="000000"/>
+              <w:right w:val="single" w:sz="4" w:space="0" w:color="000000"/>
+            </w:tcBorders>
+          </w:tcPr>
+          <w:p>
+            <w:pPr>
+              <w:spacing w:line="360" w:lineRule="auto"/>
+              <w:jc w:val="center"/>
+            </w:pPr>
+            <w:r>
+              <w:rPr>
+                <w:sz w:val="28"/>
+                <w:szCs w:val="28"/>
+              </w:rPr>
+              <w:t>22/07/2025</w:t>
+            </w:r>
+          </w:p>
+        </w:tc>
+        <w:tc>
+          <w:tcPr>
+            <w:tcW w:w="3209" w:type="dxa"/>
+            <w:tcBorders>
+              <w:top w:val="single" w:sz="4" w:space="0" w:color="000000"/>
+              <w:left w:val="single" w:sz="4" w:space="0" w:color="000000"/>
+              <w:bottom w:val="single" w:sz="4" w:space="0" w:color="000000"/>
+              <w:right w:val="single" w:sz="4" w:space="0" w:color="000000"/>
+            </w:tcBorders>
+          </w:tcPr>
+          <w:p>
+            <w:pPr>
+              <w:spacing w:line="360" w:lineRule="auto"/>
+              <w:jc w:val="center"/>
+            </w:pPr>
+            <w:r>
+              <w:rPr>
+                <w:sz w:val="28"/>
+                <w:szCs w:val="28"/>
+              </w:rPr>
+              <w:t xml:space="preserve">Renne Bispo </w:t>
+            </w:r>
+          </w:p>
+        </w:tc>
+        <w:tc>
+          <w:tcPr>
+            <w:tcW w:w="3210" w:type="dxa"/>
+            <w:tcBorders>
+              <w:top w:val="single" w:sz="4" w:space="0" w:color="000000"/>
+              <w:left w:val="single" w:sz="4" w:space="0" w:color="000000"/>
+              <w:bottom w:val="single" w:sz="4" w:space="0" w:color="000000"/>
+              <w:right w:val="single" w:sz="4" w:space="0" w:color="000000"/>
+            </w:tcBorders>
+          </w:tcPr>
+          <w:p>
+            <w:pPr>
+              <w:spacing w:line="360" w:lineRule="auto"/>
+              <w:jc w:val="center"/>
+            </w:pPr>
+            <w:r>
+              <w:rPr>
+                <w:sz w:val="28"/>
+                <w:szCs w:val="28"/>
+              </w:rPr>
+              <w:t>Criação da descrição de Fluxo Alternativo</w:t>
+            </w:r>
+          </w:p>
+        </w:tc>
+      </w:tr>
+    </w:tbl>
     <w:p>
       <w:pPr>
-        <w:pStyle w:val="Normal"/>
-        <w:spacing w:lineRule="auto" w:line="360"/>
+        <w:spacing w:line="360" w:lineRule="auto"/>
         <w:ind w:left="4248"/>
-        <w:rPr/>
       </w:pPr>
       <w:r>
         <w:rPr>
@@ -883,7 +1427,21 @@
           <w:szCs w:val="32"/>
         </w:rPr>
         <w:br/>
+      </w:r>
+      <w:r>
+        <w:rPr>
+          <w:b/>
+          <w:sz w:val="32"/>
+          <w:szCs w:val="32"/>
+        </w:rPr>
         <w:br/>
+      </w:r>
+      <w:r>
+        <w:rPr>
+          <w:b/>
+          <w:sz w:val="32"/>
+          <w:szCs w:val="32"/>
+        </w:rPr>
         <w:br/>
       </w:r>
       <w:r>
@@ -892,10 +1450,8 @@
     </w:p>
     <w:p>
       <w:pPr>
-        <w:pStyle w:val="Normal"/>
-        <w:spacing w:lineRule="auto" w:line="360"/>
+        <w:spacing w:line="360" w:lineRule="auto"/>
         <w:ind w:left="4248"/>
-        <w:rPr/>
       </w:pPr>
       <w:r>
         <w:rPr>
@@ -903,22 +1459,16 @@
           <w:sz w:val="32"/>
           <w:szCs w:val="32"/>
         </w:rPr>
+        <w:lastRenderedPageBreak/>
         <w:t>Histórico</w:t>
       </w:r>
     </w:p>
     <w:tbl>
       <w:tblPr>
         <w:tblW w:w="9640" w:type="dxa"/>
-        <w:jc w:val="left"/>
         <w:tblInd w:w="-113" w:type="dxa"/>
         <w:tblLayout w:type="fixed"/>
-        <w:tblCellMar>
-          <w:top w:w="0" w:type="dxa"/>
-          <w:left w:w="108" w:type="dxa"/>
-          <w:bottom w:w="0" w:type="dxa"/>
-          <w:right w:w="108" w:type="dxa"/>
-        </w:tblCellMar>
-        <w:tblLook w:firstRow="0" w:noVBand="1" w:lastRow="0" w:firstColumn="0" w:lastColumn="0" w:noHBand="0" w:val="0400"/>
+        <w:tblLook w:val="0400" w:firstRow="0" w:lastRow="0" w:firstColumn="0" w:lastColumn="0" w:noHBand="0" w:noVBand="1"/>
       </w:tblPr>
       <w:tblGrid>
         <w:gridCol w:w="3213"/>
@@ -927,7 +1477,7 @@
       </w:tblGrid>
       <w:tr>
         <w:trPr>
-          <w:trHeight w:val="372" w:hRule="atLeast"/>
+          <w:trHeight w:val="372"/>
         </w:trPr>
         <w:tc>
           <w:tcPr>
@@ -941,10 +1491,8 @@
           </w:tcPr>
           <w:p>
             <w:pPr>
-              <w:pStyle w:val="Normal"/>
-              <w:spacing w:lineRule="auto" w:line="360"/>
+              <w:spacing w:line="360" w:lineRule="auto"/>
               <w:jc w:val="center"/>
-              <w:rPr/>
             </w:pPr>
             <w:r>
               <w:rPr>
@@ -967,10 +1515,8 @@
           </w:tcPr>
           <w:p>
             <w:pPr>
-              <w:pStyle w:val="Normal"/>
-              <w:spacing w:lineRule="auto" w:line="360"/>
+              <w:spacing w:line="360" w:lineRule="auto"/>
               <w:jc w:val="center"/>
-              <w:rPr/>
             </w:pPr>
             <w:r>
               <w:rPr>
@@ -993,10 +1539,8 @@
           </w:tcPr>
           <w:p>
             <w:pPr>
-              <w:pStyle w:val="Normal"/>
-              <w:spacing w:lineRule="auto" w:line="360"/>
+              <w:spacing w:line="360" w:lineRule="auto"/>
               <w:jc w:val="center"/>
-              <w:rPr/>
             </w:pPr>
             <w:r>
               <w:rPr>
@@ -1010,7 +1554,7 @@
       </w:tr>
       <w:tr>
         <w:trPr>
-          <w:trHeight w:val="754" w:hRule="atLeast"/>
+          <w:trHeight w:val="754"/>
         </w:trPr>
         <w:tc>
           <w:tcPr>
@@ -1024,10 +1568,8 @@
           </w:tcPr>
           <w:p>
             <w:pPr>
-              <w:pStyle w:val="Normal"/>
-              <w:spacing w:lineRule="auto" w:line="360"/>
+              <w:spacing w:line="360" w:lineRule="auto"/>
               <w:jc w:val="center"/>
-              <w:rPr/>
             </w:pPr>
             <w:r>
               <w:rPr>
@@ -1050,17 +1592,24 @@
           </w:tcPr>
           <w:p>
             <w:pPr>
-              <w:pStyle w:val="Normal"/>
-              <w:spacing w:lineRule="auto" w:line="360"/>
+              <w:spacing w:line="360" w:lineRule="auto"/>
               <w:jc w:val="center"/>
-              <w:rPr/>
-            </w:pPr>
-            <w:r>
-              <w:rPr>
-                <w:sz w:val="28"/>
-                <w:szCs w:val="28"/>
-              </w:rPr>
-              <w:t>Talysson Vasconcelos</w:t>
+            </w:pPr>
+            <w:proofErr w:type="spellStart"/>
+            <w:r>
+              <w:rPr>
+                <w:sz w:val="28"/>
+                <w:szCs w:val="28"/>
+              </w:rPr>
+              <w:t>Talysson</w:t>
+            </w:r>
+            <w:proofErr w:type="spellEnd"/>
+            <w:r>
+              <w:rPr>
+                <w:sz w:val="28"/>
+                <w:szCs w:val="28"/>
+              </w:rPr>
+              <w:t xml:space="preserve"> Vasconcelos</w:t>
             </w:r>
           </w:p>
         </w:tc>
@@ -1076,10 +1625,8 @@
           </w:tcPr>
           <w:p>
             <w:pPr>
-              <w:pStyle w:val="Normal"/>
-              <w:spacing w:lineRule="auto" w:line="360"/>
+              <w:spacing w:line="360" w:lineRule="auto"/>
               <w:jc w:val="center"/>
-              <w:rPr/>
             </w:pPr>
             <w:r>
               <w:rPr>
@@ -1094,40 +1641,32 @@
     </w:tbl>
     <w:p>
       <w:pPr>
-        <w:pStyle w:val="Normal"/>
-        <w:spacing w:lineRule="auto" w:line="360"/>
+        <w:spacing w:line="360" w:lineRule="auto"/>
         <w:rPr>
           <w:u w:val="single"/>
         </w:rPr>
       </w:pPr>
-      <w:r>
-        <w:rPr>
-          <w:u w:val="single"/>
-        </w:rPr>
-      </w:r>
       <w:bookmarkStart w:id="0" w:name="_heading=h.30j0zll"/>
-      <w:bookmarkStart w:id="1" w:name="_heading=h.30j0zll"/>
-      <w:bookmarkEnd w:id="1"/>
+      <w:bookmarkEnd w:id="0"/>
     </w:p>
     <w:sectPr>
-      <w:type w:val="nextPage"/>
       <w:pgSz w:w="11906" w:h="16838"/>
-      <w:pgMar w:left="1134" w:right="1134" w:gutter="0" w:header="0" w:top="1701" w:footer="0" w:bottom="1701"/>
-      <w:pgNumType w:start="1" w:fmt="decimal"/>
-      <w:formProt w:val="false"/>
-      <w:textDirection w:val="lrTb"/>
-      <w:docGrid w:type="default" w:linePitch="100" w:charSpace="0"/>
+      <w:pgMar w:top="1701" w:right="1134" w:bottom="1701" w:left="1134" w:header="0" w:footer="0" w:gutter="0"/>
+      <w:pgNumType w:start="1"/>
+      <w:cols w:space="720"/>
+      <w:formProt w:val="0"/>
+      <w:docGrid w:linePitch="100"/>
     </w:sectPr>
   </w:body>
 </w:document>
 </file>
 
 <file path=word/styles.xml><?xml version="1.0" encoding="utf-8"?>
-<w:styles xmlns:w="http://schemas.openxmlformats.org/wordprocessingml/2006/main" xmlns:w14="http://schemas.microsoft.com/office/word/2010/wordml" xmlns:mc="http://schemas.openxmlformats.org/markup-compatibility/2006" mc:Ignorable="w14">
+<w:styles xmlns:mc="http://schemas.openxmlformats.org/markup-compatibility/2006" xmlns:r="http://schemas.openxmlformats.org/officeDocument/2006/relationships" xmlns:w="http://schemas.openxmlformats.org/wordprocessingml/2006/main" xmlns:w14="http://schemas.microsoft.com/office/word/2010/wordml" xmlns:w15="http://schemas.microsoft.com/office/word/2012/wordml" xmlns:w16cex="http://schemas.microsoft.com/office/word/2018/wordml/cex" xmlns:w16cid="http://schemas.microsoft.com/office/word/2016/wordml/cid" xmlns:w16="http://schemas.microsoft.com/office/word/2018/wordml" xmlns:w16du="http://schemas.microsoft.com/office/word/2023/wordml/word16du" xmlns:w16sdtdh="http://schemas.microsoft.com/office/word/2020/wordml/sdtdatahash" xmlns:w16se="http://schemas.microsoft.com/office/word/2015/wordml/symex" mc:Ignorable="w14 w15 w16se w16cid w16 w16cex w16sdtdh w16du">
   <w:docDefaults>
     <w:rPrDefault>
       <w:rPr>
-        <w:rFonts w:ascii="Aptos" w:hAnsi="Aptos" w:eastAsia="Aptos" w:cs="" w:asciiTheme="minorHAnsi" w:cstheme="minorBidi" w:eastAsiaTheme="minorHAnsi" w:hAnsiTheme="minorHAnsi"/>
+        <w:rFonts w:asciiTheme="minorHAnsi" w:eastAsiaTheme="minorHAnsi" w:hAnsiTheme="minorHAnsi" w:cstheme="minorBidi"/>
         <w:kern w:val="2"/>
         <w:sz w:val="22"/>
         <w:szCs w:val="22"/>
@@ -1137,21 +1676,21 @@
     </w:rPrDefault>
     <w:pPrDefault>
       <w:pPr>
-        <w:suppressAutoHyphens w:val="true"/>
+        <w:suppressAutoHyphens/>
       </w:pPr>
     </w:pPrDefault>
   </w:docDefaults>
   <w:latentStyles w:defLockedState="0" w:defUIPriority="99" w:defSemiHidden="0" w:defUnhideWhenUsed="0" w:defQFormat="0" w:count="376">
     <w:lsdException w:name="Normal" w:uiPriority="0" w:qFormat="1"/>
     <w:lsdException w:name="heading 1" w:uiPriority="9" w:qFormat="1"/>
-    <w:lsdException w:name="heading 2" w:uiPriority="9" w:semiHidden="1" w:unhideWhenUsed="1" w:qFormat="1"/>
-    <w:lsdException w:name="heading 3" w:uiPriority="9" w:semiHidden="1" w:unhideWhenUsed="1" w:qFormat="1"/>
-    <w:lsdException w:name="heading 4" w:uiPriority="9" w:semiHidden="1" w:unhideWhenUsed="1" w:qFormat="1"/>
-    <w:lsdException w:name="heading 5" w:uiPriority="9" w:semiHidden="1" w:unhideWhenUsed="1" w:qFormat="1"/>
-    <w:lsdException w:name="heading 6" w:uiPriority="9" w:semiHidden="1" w:unhideWhenUsed="1" w:qFormat="1"/>
-    <w:lsdException w:name="heading 7" w:uiPriority="9" w:semiHidden="1" w:unhideWhenUsed="1" w:qFormat="1"/>
-    <w:lsdException w:name="heading 8" w:uiPriority="9" w:semiHidden="1" w:unhideWhenUsed="1" w:qFormat="1"/>
-    <w:lsdException w:name="heading 9" w:uiPriority="9" w:semiHidden="1" w:unhideWhenUsed="1" w:qFormat="1"/>
+    <w:lsdException w:name="heading 2" w:semiHidden="1" w:uiPriority="9" w:unhideWhenUsed="1" w:qFormat="1"/>
+    <w:lsdException w:name="heading 3" w:semiHidden="1" w:uiPriority="9" w:unhideWhenUsed="1" w:qFormat="1"/>
+    <w:lsdException w:name="heading 4" w:semiHidden="1" w:uiPriority="9" w:unhideWhenUsed="1" w:qFormat="1"/>
+    <w:lsdException w:name="heading 5" w:semiHidden="1" w:uiPriority="9" w:unhideWhenUsed="1" w:qFormat="1"/>
+    <w:lsdException w:name="heading 6" w:semiHidden="1" w:uiPriority="9" w:unhideWhenUsed="1" w:qFormat="1"/>
+    <w:lsdException w:name="heading 7" w:semiHidden="1" w:uiPriority="9" w:unhideWhenUsed="1" w:qFormat="1"/>
+    <w:lsdException w:name="heading 8" w:semiHidden="1" w:uiPriority="9" w:unhideWhenUsed="1" w:qFormat="1"/>
+    <w:lsdException w:name="heading 9" w:semiHidden="1" w:uiPriority="9" w:unhideWhenUsed="1" w:qFormat="1"/>
     <w:lsdException w:name="index 1" w:semiHidden="1" w:unhideWhenUsed="1"/>
     <w:lsdException w:name="index 2" w:semiHidden="1" w:unhideWhenUsed="1"/>
     <w:lsdException w:name="index 3" w:semiHidden="1" w:unhideWhenUsed="1"/>
@@ -1161,22 +1700,22 @@
     <w:lsdException w:name="index 7" w:semiHidden="1" w:unhideWhenUsed="1"/>
     <w:lsdException w:name="index 8" w:semiHidden="1" w:unhideWhenUsed="1"/>
     <w:lsdException w:name="index 9" w:semiHidden="1" w:unhideWhenUsed="1"/>
-    <w:lsdException w:name="toc 1" w:uiPriority="39" w:semiHidden="1" w:unhideWhenUsed="1"/>
-    <w:lsdException w:name="toc 2" w:uiPriority="39" w:semiHidden="1" w:unhideWhenUsed="1"/>
-    <w:lsdException w:name="toc 3" w:uiPriority="39" w:semiHidden="1" w:unhideWhenUsed="1"/>
-    <w:lsdException w:name="toc 4" w:uiPriority="39" w:semiHidden="1" w:unhideWhenUsed="1"/>
-    <w:lsdException w:name="toc 5" w:uiPriority="39" w:semiHidden="1" w:unhideWhenUsed="1"/>
-    <w:lsdException w:name="toc 6" w:uiPriority="39" w:semiHidden="1" w:unhideWhenUsed="1"/>
-    <w:lsdException w:name="toc 7" w:uiPriority="39" w:semiHidden="1" w:unhideWhenUsed="1"/>
-    <w:lsdException w:name="toc 8" w:uiPriority="39" w:semiHidden="1" w:unhideWhenUsed="1"/>
-    <w:lsdException w:name="toc 9" w:uiPriority="39" w:semiHidden="1" w:unhideWhenUsed="1"/>
+    <w:lsdException w:name="toc 1" w:semiHidden="1" w:uiPriority="39" w:unhideWhenUsed="1"/>
+    <w:lsdException w:name="toc 2" w:semiHidden="1" w:uiPriority="39" w:unhideWhenUsed="1"/>
+    <w:lsdException w:name="toc 3" w:semiHidden="1" w:uiPriority="39" w:unhideWhenUsed="1"/>
+    <w:lsdException w:name="toc 4" w:semiHidden="1" w:uiPriority="39" w:unhideWhenUsed="1"/>
+    <w:lsdException w:name="toc 5" w:semiHidden="1" w:uiPriority="39" w:unhideWhenUsed="1"/>
+    <w:lsdException w:name="toc 6" w:semiHidden="1" w:uiPriority="39" w:unhideWhenUsed="1"/>
+    <w:lsdException w:name="toc 7" w:semiHidden="1" w:uiPriority="39" w:unhideWhenUsed="1"/>
+    <w:lsdException w:name="toc 8" w:semiHidden="1" w:uiPriority="39" w:unhideWhenUsed="1"/>
+    <w:lsdException w:name="toc 9" w:semiHidden="1" w:uiPriority="39" w:unhideWhenUsed="1"/>
     <w:lsdException w:name="Normal Indent" w:semiHidden="1" w:unhideWhenUsed="1"/>
     <w:lsdException w:name="footnote text" w:semiHidden="1" w:unhideWhenUsed="1"/>
     <w:lsdException w:name="annotation text" w:semiHidden="1" w:unhideWhenUsed="1"/>
     <w:lsdException w:name="header" w:semiHidden="1" w:unhideWhenUsed="1"/>
     <w:lsdException w:name="footer" w:semiHidden="1" w:unhideWhenUsed="1"/>
     <w:lsdException w:name="index heading" w:semiHidden="1" w:unhideWhenUsed="1"/>
-    <w:lsdException w:name="caption" w:uiPriority="35" w:semiHidden="1" w:unhideWhenUsed="1" w:qFormat="1"/>
+    <w:lsdException w:name="caption" w:semiHidden="1" w:uiPriority="35" w:unhideWhenUsed="1" w:qFormat="1"/>
     <w:lsdException w:name="table of figures" w:semiHidden="1" w:unhideWhenUsed="1"/>
     <w:lsdException w:name="envelope address" w:semiHidden="1" w:unhideWhenUsed="1"/>
     <w:lsdException w:name="envelope return" w:semiHidden="1" w:unhideWhenUsed="1"/>
@@ -1207,7 +1746,7 @@
     <w:lsdException w:name="Title" w:uiPriority="10" w:qFormat="1"/>
     <w:lsdException w:name="Closing" w:semiHidden="1" w:unhideWhenUsed="1"/>
     <w:lsdException w:name="Signature" w:semiHidden="1" w:unhideWhenUsed="1"/>
-    <w:lsdException w:name="Default Paragraph Font" w:uiPriority="1" w:semiHidden="1" w:unhideWhenUsed="1"/>
+    <w:lsdException w:name="Default Paragraph Font" w:semiHidden="1" w:uiPriority="1" w:unhideWhenUsed="1"/>
     <w:lsdException w:name="Body Text" w:semiHidden="1" w:unhideWhenUsed="1"/>
     <w:lsdException w:name="Body Text Indent" w:semiHidden="1" w:unhideWhenUsed="1"/>
     <w:lsdException w:name="List Continue" w:semiHidden="1" w:unhideWhenUsed="1"/>
@@ -1407,8 +1946,8 @@
     <w:lsdException w:name="Subtle Reference" w:uiPriority="31" w:qFormat="1"/>
     <w:lsdException w:name="Intense Reference" w:uiPriority="32" w:qFormat="1"/>
     <w:lsdException w:name="Book Title" w:uiPriority="33" w:qFormat="1"/>
-    <w:lsdException w:name="Bibliography" w:uiPriority="37" w:semiHidden="1" w:unhideWhenUsed="1"/>
-    <w:lsdException w:name="TOC Heading" w:uiPriority="39" w:semiHidden="1" w:unhideWhenUsed="1" w:qFormat="1"/>
+    <w:lsdException w:name="Bibliography" w:semiHidden="1" w:uiPriority="37" w:unhideWhenUsed="1"/>
+    <w:lsdException w:name="TOC Heading" w:semiHidden="1" w:uiPriority="39" w:unhideWhenUsed="1" w:qFormat="1"/>
     <w:lsdException w:name="Plain Table 1" w:uiPriority="41"/>
     <w:lsdException w:name="Plain Table 2" w:uiPriority="42"/>
     <w:lsdException w:name="Plain Table 3" w:uiPriority="43"/>
@@ -1519,49 +2058,42 @@
     <w:lsdException w:name="Unresolved Mention" w:semiHidden="1" w:unhideWhenUsed="1"/>
     <w:lsdException w:name="Smart Link" w:semiHidden="1" w:unhideWhenUsed="1"/>
   </w:latentStyles>
-  <w:style w:type="paragraph" w:styleId="Normal" w:default="1">
+  <w:style w:type="paragraph" w:default="1" w:styleId="Normal">
     <w:name w:val="Normal"/>
     <w:qFormat/>
-    <w:rsid w:val="004c3f10"/>
-    <w:pPr>
-      <w:widowControl/>
-      <w:bidi w:val="0"/>
-      <w:spacing w:lineRule="auto" w:line="240" w:before="0" w:after="0"/>
-      <w:jc w:val="left"/>
-    </w:pPr>
-    <w:rPr>
-      <w:rFonts w:ascii="Times New Roman" w:hAnsi="Times New Roman" w:eastAsia="Times New Roman" w:cs="Times New Roman"/>
-      <w:color w:val="auto"/>
+    <w:rsid w:val="004C3F10"/>
+    <w:rPr>
+      <w:rFonts w:ascii="Times New Roman" w:eastAsia="Times New Roman" w:hAnsi="Times New Roman" w:cs="Times New Roman"/>
       <w:kern w:val="0"/>
       <w:sz w:val="24"/>
       <w:szCs w:val="24"/>
-      <w:lang w:eastAsia="pt-BR" w:val="pt-BR" w:bidi="ar-SA"/>
+      <w:lang w:eastAsia="pt-BR"/>
       <w14:ligatures w14:val="none"/>
     </w:rPr>
   </w:style>
-  <w:style w:type="paragraph" w:styleId="Heading1">
-    <w:name w:val="Heading 1"/>
+  <w:style w:type="paragraph" w:styleId="Ttulo1">
+    <w:name w:val="heading 1"/>
     <w:basedOn w:val="Normal"/>
     <w:next w:val="Normal"/>
     <w:link w:val="Ttulo1Char"/>
     <w:uiPriority w:val="9"/>
     <w:qFormat/>
-    <w:rsid w:val="003f5048"/>
+    <w:rsid w:val="003F5048"/>
     <w:pPr>
-      <w:keepNext w:val="true"/>
+      <w:keepNext/>
       <w:keepLines/>
       <w:spacing w:before="360" w:after="80"/>
       <w:outlineLvl w:val="0"/>
     </w:pPr>
     <w:rPr>
-      <w:rFonts w:ascii="Aptos Display" w:hAnsi="Aptos Display" w:eastAsia="" w:cs="" w:asciiTheme="majorHAnsi" w:cstheme="majorBidi" w:eastAsiaTheme="majorEastAsia" w:hAnsiTheme="majorHAnsi"/>
-      <w:color w:themeColor="accent1" w:themeShade="bf" w:val="0F4761"/>
+      <w:rFonts w:asciiTheme="majorHAnsi" w:eastAsiaTheme="majorEastAsia" w:hAnsiTheme="majorHAnsi" w:cstheme="majorBidi"/>
+      <w:color w:val="0F4761" w:themeColor="accent1" w:themeShade="BF"/>
       <w:sz w:val="40"/>
       <w:szCs w:val="40"/>
     </w:rPr>
   </w:style>
-  <w:style w:type="paragraph" w:styleId="Heading2">
-    <w:name w:val="Heading 2"/>
+  <w:style w:type="paragraph" w:styleId="Ttulo2">
+    <w:name w:val="heading 2"/>
     <w:basedOn w:val="Normal"/>
     <w:next w:val="Normal"/>
     <w:link w:val="Ttulo2Char"/>
@@ -1569,22 +2101,22 @@
     <w:semiHidden/>
     <w:unhideWhenUsed/>
     <w:qFormat/>
-    <w:rsid w:val="003f5048"/>
+    <w:rsid w:val="003F5048"/>
     <w:pPr>
-      <w:keepNext w:val="true"/>
+      <w:keepNext/>
       <w:keepLines/>
       <w:spacing w:before="160" w:after="80"/>
       <w:outlineLvl w:val="1"/>
     </w:pPr>
     <w:rPr>
-      <w:rFonts w:ascii="Aptos Display" w:hAnsi="Aptos Display" w:eastAsia="" w:cs="" w:asciiTheme="majorHAnsi" w:cstheme="majorBidi" w:eastAsiaTheme="majorEastAsia" w:hAnsiTheme="majorHAnsi"/>
-      <w:color w:themeColor="accent1" w:themeShade="bf" w:val="0F4761"/>
+      <w:rFonts w:asciiTheme="majorHAnsi" w:eastAsiaTheme="majorEastAsia" w:hAnsiTheme="majorHAnsi" w:cstheme="majorBidi"/>
+      <w:color w:val="0F4761" w:themeColor="accent1" w:themeShade="BF"/>
       <w:sz w:val="32"/>
       <w:szCs w:val="32"/>
     </w:rPr>
   </w:style>
-  <w:style w:type="paragraph" w:styleId="Heading3">
-    <w:name w:val="Heading 3"/>
+  <w:style w:type="paragraph" w:styleId="Ttulo3">
+    <w:name w:val="heading 3"/>
     <w:basedOn w:val="Normal"/>
     <w:next w:val="Normal"/>
     <w:link w:val="Ttulo3Char"/>
@@ -1592,22 +2124,22 @@
     <w:semiHidden/>
     <w:unhideWhenUsed/>
     <w:qFormat/>
-    <w:rsid w:val="003f5048"/>
+    <w:rsid w:val="003F5048"/>
     <w:pPr>
-      <w:keepNext w:val="true"/>
+      <w:keepNext/>
       <w:keepLines/>
       <w:spacing w:before="160" w:after="80"/>
       <w:outlineLvl w:val="2"/>
     </w:pPr>
     <w:rPr>
-      <w:rFonts w:eastAsia="" w:cs="" w:cstheme="majorBidi" w:eastAsiaTheme="majorEastAsia"/>
-      <w:color w:themeColor="accent1" w:themeShade="bf" w:val="0F4761"/>
+      <w:rFonts w:eastAsiaTheme="majorEastAsia" w:cstheme="majorBidi"/>
+      <w:color w:val="0F4761" w:themeColor="accent1" w:themeShade="BF"/>
       <w:sz w:val="28"/>
       <w:szCs w:val="28"/>
     </w:rPr>
   </w:style>
-  <w:style w:type="paragraph" w:styleId="Heading4">
-    <w:name w:val="Heading 4"/>
+  <w:style w:type="paragraph" w:styleId="Ttulo4">
+    <w:name w:val="heading 4"/>
     <w:basedOn w:val="Normal"/>
     <w:next w:val="Normal"/>
     <w:link w:val="Ttulo4Char"/>
@@ -1615,22 +2147,22 @@
     <w:semiHidden/>
     <w:unhideWhenUsed/>
     <w:qFormat/>
-    <w:rsid w:val="003f5048"/>
+    <w:rsid w:val="003F5048"/>
     <w:pPr>
-      <w:keepNext w:val="true"/>
+      <w:keepNext/>
       <w:keepLines/>
       <w:spacing w:before="80" w:after="40"/>
       <w:outlineLvl w:val="3"/>
     </w:pPr>
     <w:rPr>
-      <w:rFonts w:eastAsia="" w:cs="" w:cstheme="majorBidi" w:eastAsiaTheme="majorEastAsia"/>
+      <w:rFonts w:eastAsiaTheme="majorEastAsia" w:cstheme="majorBidi"/>
       <w:i/>
       <w:iCs/>
-      <w:color w:themeColor="accent1" w:themeShade="bf" w:val="0F4761"/>
-    </w:rPr>
-  </w:style>
-  <w:style w:type="paragraph" w:styleId="Heading5">
-    <w:name w:val="Heading 5"/>
+      <w:color w:val="0F4761" w:themeColor="accent1" w:themeShade="BF"/>
+    </w:rPr>
+  </w:style>
+  <w:style w:type="paragraph" w:styleId="Ttulo5">
+    <w:name w:val="heading 5"/>
     <w:basedOn w:val="Normal"/>
     <w:next w:val="Normal"/>
     <w:link w:val="Ttulo5Char"/>
@@ -1638,20 +2170,20 @@
     <w:semiHidden/>
     <w:unhideWhenUsed/>
     <w:qFormat/>
-    <w:rsid w:val="003f5048"/>
+    <w:rsid w:val="003F5048"/>
     <w:pPr>
-      <w:keepNext w:val="true"/>
+      <w:keepNext/>
       <w:keepLines/>
       <w:spacing w:before="80" w:after="40"/>
       <w:outlineLvl w:val="4"/>
     </w:pPr>
     <w:rPr>
-      <w:rFonts w:eastAsia="" w:cs="" w:cstheme="majorBidi" w:eastAsiaTheme="majorEastAsia"/>
-      <w:color w:themeColor="accent1" w:themeShade="bf" w:val="0F4761"/>
-    </w:rPr>
-  </w:style>
-  <w:style w:type="paragraph" w:styleId="Heading6">
-    <w:name w:val="Heading 6"/>
+      <w:rFonts w:eastAsiaTheme="majorEastAsia" w:cstheme="majorBidi"/>
+      <w:color w:val="0F4761" w:themeColor="accent1" w:themeShade="BF"/>
+    </w:rPr>
+  </w:style>
+  <w:style w:type="paragraph" w:styleId="Ttulo6">
+    <w:name w:val="heading 6"/>
     <w:basedOn w:val="Normal"/>
     <w:next w:val="Normal"/>
     <w:link w:val="Ttulo6Char"/>
@@ -1659,22 +2191,22 @@
     <w:semiHidden/>
     <w:unhideWhenUsed/>
     <w:qFormat/>
-    <w:rsid w:val="003f5048"/>
+    <w:rsid w:val="003F5048"/>
     <w:pPr>
-      <w:keepNext w:val="true"/>
+      <w:keepNext/>
       <w:keepLines/>
-      <w:spacing w:before="40" w:after="0"/>
+      <w:spacing w:before="40"/>
       <w:outlineLvl w:val="5"/>
     </w:pPr>
     <w:rPr>
-      <w:rFonts w:eastAsia="" w:cs="" w:cstheme="majorBidi" w:eastAsiaTheme="majorEastAsia"/>
+      <w:rFonts w:eastAsiaTheme="majorEastAsia" w:cstheme="majorBidi"/>
       <w:i/>
       <w:iCs/>
-      <w:color w:themeColor="text1" w:themeTint="a6" w:val="595959"/>
-    </w:rPr>
-  </w:style>
-  <w:style w:type="paragraph" w:styleId="Heading7">
-    <w:name w:val="Heading 7"/>
+      <w:color w:val="595959" w:themeColor="text1" w:themeTint="A6"/>
+    </w:rPr>
+  </w:style>
+  <w:style w:type="paragraph" w:styleId="Ttulo7">
+    <w:name w:val="heading 7"/>
     <w:basedOn w:val="Normal"/>
     <w:next w:val="Normal"/>
     <w:link w:val="Ttulo7Char"/>
@@ -1682,20 +2214,20 @@
     <w:semiHidden/>
     <w:unhideWhenUsed/>
     <w:qFormat/>
-    <w:rsid w:val="003f5048"/>
+    <w:rsid w:val="003F5048"/>
     <w:pPr>
-      <w:keepNext w:val="true"/>
+      <w:keepNext/>
       <w:keepLines/>
-      <w:spacing w:before="40" w:after="0"/>
+      <w:spacing w:before="40"/>
       <w:outlineLvl w:val="6"/>
     </w:pPr>
     <w:rPr>
-      <w:rFonts w:eastAsia="" w:cs="" w:cstheme="majorBidi" w:eastAsiaTheme="majorEastAsia"/>
-      <w:color w:themeColor="text1" w:themeTint="a6" w:val="595959"/>
-    </w:rPr>
-  </w:style>
-  <w:style w:type="paragraph" w:styleId="Heading8">
-    <w:name w:val="Heading 8"/>
+      <w:rFonts w:eastAsiaTheme="majorEastAsia" w:cstheme="majorBidi"/>
+      <w:color w:val="595959" w:themeColor="text1" w:themeTint="A6"/>
+    </w:rPr>
+  </w:style>
+  <w:style w:type="paragraph" w:styleId="Ttulo8">
+    <w:name w:val="heading 8"/>
     <w:basedOn w:val="Normal"/>
     <w:next w:val="Normal"/>
     <w:link w:val="Ttulo8Char"/>
@@ -1703,21 +2235,21 @@
     <w:semiHidden/>
     <w:unhideWhenUsed/>
     <w:qFormat/>
-    <w:rsid w:val="003f5048"/>
+    <w:rsid w:val="003F5048"/>
     <w:pPr>
-      <w:keepNext w:val="true"/>
+      <w:keepNext/>
       <w:keepLines/>
       <w:outlineLvl w:val="7"/>
     </w:pPr>
     <w:rPr>
-      <w:rFonts w:eastAsia="" w:cs="" w:cstheme="majorBidi" w:eastAsiaTheme="majorEastAsia"/>
+      <w:rFonts w:eastAsiaTheme="majorEastAsia" w:cstheme="majorBidi"/>
       <w:i/>
       <w:iCs/>
-      <w:color w:themeColor="text1" w:themeTint="d8" w:val="272727"/>
-    </w:rPr>
-  </w:style>
-  <w:style w:type="paragraph" w:styleId="Heading9">
-    <w:name w:val="Heading 9"/>
+      <w:color w:val="272727" w:themeColor="text1" w:themeTint="D8"/>
+    </w:rPr>
+  </w:style>
+  <w:style w:type="paragraph" w:styleId="Ttulo9">
+    <w:name w:val="heading 9"/>
     <w:basedOn w:val="Normal"/>
     <w:next w:val="Normal"/>
     <w:link w:val="Ttulo9Char"/>
@@ -1725,448 +2257,22 @@
     <w:semiHidden/>
     <w:unhideWhenUsed/>
     <w:qFormat/>
-    <w:rsid w:val="003f5048"/>
+    <w:rsid w:val="003F5048"/>
     <w:pPr>
-      <w:keepNext w:val="true"/>
+      <w:keepNext/>
       <w:keepLines/>
       <w:outlineLvl w:val="8"/>
     </w:pPr>
     <w:rPr>
-      <w:rFonts w:eastAsia="" w:cs="" w:cstheme="majorBidi" w:eastAsiaTheme="majorEastAsia"/>
-      <w:color w:themeColor="text1" w:themeTint="d8" w:val="272727"/>
-    </w:rPr>
-  </w:style>
-  <w:style w:type="character" w:styleId="DefaultParagraphFont" w:default="1">
+      <w:rFonts w:eastAsiaTheme="majorEastAsia" w:cstheme="majorBidi"/>
+      <w:color w:val="272727" w:themeColor="text1" w:themeTint="D8"/>
+    </w:rPr>
+  </w:style>
+  <w:style w:type="character" w:default="1" w:styleId="Fontepargpadro">
     <w:name w:val="Default Paragraph Font"/>
     <w:uiPriority w:val="1"/>
     <w:semiHidden/>
     <w:unhideWhenUsed/>
-    <w:qFormat/>
-    <w:rPr/>
-  </w:style>
-  <w:style w:type="character" w:styleId="Ttulo1Char" w:customStyle="1">
-    <w:name w:val="Título 1 Char"/>
-    <w:basedOn w:val="DefaultParagraphFont"/>
-    <w:uiPriority w:val="9"/>
-    <w:qFormat/>
-    <w:rsid w:val="003f5048"/>
-    <w:rPr>
-      <w:rFonts w:ascii="Aptos Display" w:hAnsi="Aptos Display" w:eastAsia="" w:cs="" w:asciiTheme="majorHAnsi" w:cstheme="majorBidi" w:eastAsiaTheme="majorEastAsia" w:hAnsiTheme="majorHAnsi"/>
-      <w:color w:themeColor="accent1" w:themeShade="bf" w:val="0F4761"/>
-      <w:sz w:val="40"/>
-      <w:szCs w:val="40"/>
-    </w:rPr>
-  </w:style>
-  <w:style w:type="character" w:styleId="Ttulo2Char" w:customStyle="1">
-    <w:name w:val="Título 2 Char"/>
-    <w:basedOn w:val="DefaultParagraphFont"/>
-    <w:uiPriority w:val="9"/>
-    <w:semiHidden/>
-    <w:qFormat/>
-    <w:rsid w:val="003f5048"/>
-    <w:rPr>
-      <w:rFonts w:ascii="Aptos Display" w:hAnsi="Aptos Display" w:eastAsia="" w:cs="" w:asciiTheme="majorHAnsi" w:cstheme="majorBidi" w:eastAsiaTheme="majorEastAsia" w:hAnsiTheme="majorHAnsi"/>
-      <w:color w:themeColor="accent1" w:themeShade="bf" w:val="0F4761"/>
-      <w:sz w:val="32"/>
-      <w:szCs w:val="32"/>
-    </w:rPr>
-  </w:style>
-  <w:style w:type="character" w:styleId="Ttulo3Char" w:customStyle="1">
-    <w:name w:val="Título 3 Char"/>
-    <w:basedOn w:val="DefaultParagraphFont"/>
-    <w:uiPriority w:val="9"/>
-    <w:semiHidden/>
-    <w:qFormat/>
-    <w:rsid w:val="003f5048"/>
-    <w:rPr>
-      <w:rFonts w:eastAsia="" w:cs="" w:cstheme="majorBidi" w:eastAsiaTheme="majorEastAsia"/>
-      <w:color w:themeColor="accent1" w:themeShade="bf" w:val="0F4761"/>
-      <w:sz w:val="28"/>
-      <w:szCs w:val="28"/>
-    </w:rPr>
-  </w:style>
-  <w:style w:type="character" w:styleId="Ttulo4Char" w:customStyle="1">
-    <w:name w:val="Título 4 Char"/>
-    <w:basedOn w:val="DefaultParagraphFont"/>
-    <w:uiPriority w:val="9"/>
-    <w:semiHidden/>
-    <w:qFormat/>
-    <w:rsid w:val="003f5048"/>
-    <w:rPr>
-      <w:rFonts w:eastAsia="" w:cs="" w:cstheme="majorBidi" w:eastAsiaTheme="majorEastAsia"/>
-      <w:i/>
-      <w:iCs/>
-      <w:color w:themeColor="accent1" w:themeShade="bf" w:val="0F4761"/>
-    </w:rPr>
-  </w:style>
-  <w:style w:type="character" w:styleId="Ttulo5Char" w:customStyle="1">
-    <w:name w:val="Título 5 Char"/>
-    <w:basedOn w:val="DefaultParagraphFont"/>
-    <w:uiPriority w:val="9"/>
-    <w:semiHidden/>
-    <w:qFormat/>
-    <w:rsid w:val="003f5048"/>
-    <w:rPr>
-      <w:rFonts w:eastAsia="" w:cs="" w:cstheme="majorBidi" w:eastAsiaTheme="majorEastAsia"/>
-      <w:color w:themeColor="accent1" w:themeShade="bf" w:val="0F4761"/>
-    </w:rPr>
-  </w:style>
-  <w:style w:type="character" w:styleId="Ttulo6Char" w:customStyle="1">
-    <w:name w:val="Título 6 Char"/>
-    <w:basedOn w:val="DefaultParagraphFont"/>
-    <w:uiPriority w:val="9"/>
-    <w:semiHidden/>
-    <w:qFormat/>
-    <w:rsid w:val="003f5048"/>
-    <w:rPr>
-      <w:rFonts w:eastAsia="" w:cs="" w:cstheme="majorBidi" w:eastAsiaTheme="majorEastAsia"/>
-      <w:i/>
-      <w:iCs/>
-      <w:color w:themeColor="text1" w:themeTint="a6" w:val="595959"/>
-    </w:rPr>
-  </w:style>
-  <w:style w:type="character" w:styleId="Ttulo7Char" w:customStyle="1">
-    <w:name w:val="Título 7 Char"/>
-    <w:basedOn w:val="DefaultParagraphFont"/>
-    <w:uiPriority w:val="9"/>
-    <w:semiHidden/>
-    <w:qFormat/>
-    <w:rsid w:val="003f5048"/>
-    <w:rPr>
-      <w:rFonts w:eastAsia="" w:cs="" w:cstheme="majorBidi" w:eastAsiaTheme="majorEastAsia"/>
-      <w:color w:themeColor="text1" w:themeTint="a6" w:val="595959"/>
-    </w:rPr>
-  </w:style>
-  <w:style w:type="character" w:styleId="Ttulo8Char" w:customStyle="1">
-    <w:name w:val="Título 8 Char"/>
-    <w:basedOn w:val="DefaultParagraphFont"/>
-    <w:uiPriority w:val="9"/>
-    <w:semiHidden/>
-    <w:qFormat/>
-    <w:rsid w:val="003f5048"/>
-    <w:rPr>
-      <w:rFonts w:eastAsia="" w:cs="" w:cstheme="majorBidi" w:eastAsiaTheme="majorEastAsia"/>
-      <w:i/>
-      <w:iCs/>
-      <w:color w:themeColor="text1" w:themeTint="d8" w:val="272727"/>
-    </w:rPr>
-  </w:style>
-  <w:style w:type="character" w:styleId="Ttulo9Char" w:customStyle="1">
-    <w:name w:val="Título 9 Char"/>
-    <w:basedOn w:val="DefaultParagraphFont"/>
-    <w:uiPriority w:val="9"/>
-    <w:semiHidden/>
-    <w:qFormat/>
-    <w:rsid w:val="003f5048"/>
-    <w:rPr>
-      <w:rFonts w:eastAsia="" w:cs="" w:cstheme="majorBidi" w:eastAsiaTheme="majorEastAsia"/>
-      <w:color w:themeColor="text1" w:themeTint="d8" w:val="272727"/>
-    </w:rPr>
-  </w:style>
-  <w:style w:type="character" w:styleId="TtuloChar" w:customStyle="1">
-    <w:name w:val="Título Char"/>
-    <w:basedOn w:val="DefaultParagraphFont"/>
-    <w:uiPriority w:val="10"/>
-    <w:qFormat/>
-    <w:rsid w:val="003f5048"/>
-    <w:rPr>
-      <w:rFonts w:ascii="Aptos Display" w:hAnsi="Aptos Display" w:eastAsia="" w:cs="" w:asciiTheme="majorHAnsi" w:cstheme="majorBidi" w:eastAsiaTheme="majorEastAsia" w:hAnsiTheme="majorHAnsi"/>
-      <w:spacing w:val="-10"/>
-      <w:kern w:val="2"/>
-      <w:sz w:val="56"/>
-      <w:szCs w:val="56"/>
-    </w:rPr>
-  </w:style>
-  <w:style w:type="character" w:styleId="SubttuloChar" w:customStyle="1">
-    <w:name w:val="Subtítulo Char"/>
-    <w:basedOn w:val="DefaultParagraphFont"/>
-    <w:uiPriority w:val="11"/>
-    <w:qFormat/>
-    <w:rsid w:val="003f5048"/>
-    <w:rPr>
-      <w:rFonts w:eastAsia="" w:cs="" w:cstheme="majorBidi" w:eastAsiaTheme="majorEastAsia"/>
-      <w:color w:themeColor="text1" w:themeTint="a6" w:val="595959"/>
-      <w:spacing w:val="15"/>
-      <w:sz w:val="28"/>
-      <w:szCs w:val="28"/>
-    </w:rPr>
-  </w:style>
-  <w:style w:type="character" w:styleId="CitaoChar" w:customStyle="1">
-    <w:name w:val="Citação Char"/>
-    <w:basedOn w:val="DefaultParagraphFont"/>
-    <w:link w:val="Quote"/>
-    <w:uiPriority w:val="29"/>
-    <w:qFormat/>
-    <w:rsid w:val="003f5048"/>
-    <w:rPr>
-      <w:i/>
-      <w:iCs/>
-      <w:color w:themeColor="text1" w:themeTint="bf" w:val="404040"/>
-    </w:rPr>
-  </w:style>
-  <w:style w:type="character" w:styleId="IntenseEmphasis">
-    <w:name w:val="Intense Emphasis"/>
-    <w:basedOn w:val="DefaultParagraphFont"/>
-    <w:uiPriority w:val="21"/>
-    <w:qFormat/>
-    <w:rsid w:val="003f5048"/>
-    <w:rPr>
-      <w:i/>
-      <w:iCs/>
-      <w:color w:themeColor="accent1" w:themeShade="bf" w:val="0F4761"/>
-    </w:rPr>
-  </w:style>
-  <w:style w:type="character" w:styleId="CitaoIntensaChar" w:customStyle="1">
-    <w:name w:val="Citação Intensa Char"/>
-    <w:basedOn w:val="DefaultParagraphFont"/>
-    <w:link w:val="IntenseQuote"/>
-    <w:uiPriority w:val="30"/>
-    <w:qFormat/>
-    <w:rsid w:val="003f5048"/>
-    <w:rPr>
-      <w:i/>
-      <w:iCs/>
-      <w:color w:themeColor="accent1" w:themeShade="bf" w:val="0F4761"/>
-    </w:rPr>
-  </w:style>
-  <w:style w:type="character" w:styleId="IntenseReference">
-    <w:name w:val="Intense Reference"/>
-    <w:basedOn w:val="DefaultParagraphFont"/>
-    <w:uiPriority w:val="32"/>
-    <w:qFormat/>
-    <w:rsid w:val="003f5048"/>
-    <w:rPr>
-      <w:b/>
-      <w:bCs/>
-      <w:smallCaps/>
-      <w:color w:themeColor="accent1" w:themeShade="bf" w:val="0F4761"/>
-      <w:spacing w:val="5"/>
-    </w:rPr>
-  </w:style>
-  <w:style w:type="character" w:styleId="CabealhoChar" w:customStyle="1">
-    <w:name w:val="Cabeçalho Char"/>
-    <w:basedOn w:val="DefaultParagraphFont"/>
-    <w:uiPriority w:val="99"/>
-    <w:qFormat/>
-    <w:rsid w:val="00440ffe"/>
-    <w:rPr>
-      <w:rFonts w:ascii="Times New Roman" w:hAnsi="Times New Roman" w:eastAsia="Times New Roman" w:cs="Times New Roman"/>
-      <w:kern w:val="0"/>
-      <w:sz w:val="24"/>
-      <w:szCs w:val="24"/>
-      <w:lang w:eastAsia="pt-BR"/>
-      <w14:ligatures w14:val="none"/>
-    </w:rPr>
-  </w:style>
-  <w:style w:type="character" w:styleId="RodapChar" w:customStyle="1">
-    <w:name w:val="Rodapé Char"/>
-    <w:basedOn w:val="DefaultParagraphFont"/>
-    <w:uiPriority w:val="99"/>
-    <w:qFormat/>
-    <w:rsid w:val="00440ffe"/>
-    <w:rPr>
-      <w:rFonts w:ascii="Times New Roman" w:hAnsi="Times New Roman" w:eastAsia="Times New Roman" w:cs="Times New Roman"/>
-      <w:kern w:val="0"/>
-      <w:sz w:val="24"/>
-      <w:szCs w:val="24"/>
-      <w:lang w:eastAsia="pt-BR"/>
-      <w14:ligatures w14:val="none"/>
-    </w:rPr>
-  </w:style>
-  <w:style w:type="paragraph" w:styleId="Ttulo">
-    <w:name w:val="Título"/>
-    <w:basedOn w:val="Normal"/>
-    <w:next w:val="BodyText"/>
-    <w:qFormat/>
-    <w:pPr>
-      <w:keepNext w:val="true"/>
-      <w:spacing w:before="240" w:after="120"/>
-    </w:pPr>
-    <w:rPr>
-      <w:rFonts w:ascii="Liberation Sans" w:hAnsi="Liberation Sans" w:eastAsia="Microsoft YaHei" w:cs="Lucida Sans"/>
-      <w:sz w:val="28"/>
-      <w:szCs w:val="28"/>
-    </w:rPr>
-  </w:style>
-  <w:style w:type="paragraph" w:styleId="BodyText">
-    <w:name w:val="Body Text"/>
-    <w:basedOn w:val="Normal"/>
-    <w:pPr>
-      <w:spacing w:lineRule="auto" w:line="276" w:before="0" w:after="140"/>
-    </w:pPr>
-    <w:rPr/>
-  </w:style>
-  <w:style w:type="paragraph" w:styleId="List">
-    <w:name w:val="List"/>
-    <w:basedOn w:val="BodyText"/>
-    <w:pPr/>
-    <w:rPr>
-      <w:rFonts w:cs="Lucida Sans"/>
-    </w:rPr>
-  </w:style>
-  <w:style w:type="paragraph" w:styleId="Caption">
-    <w:name w:val="Caption"/>
-    <w:basedOn w:val="Normal"/>
-    <w:qFormat/>
-    <w:pPr>
-      <w:suppressLineNumbers/>
-      <w:spacing w:before="120" w:after="120"/>
-    </w:pPr>
-    <w:rPr>
-      <w:rFonts w:cs="Lucida Sans"/>
-      <w:i/>
-      <w:iCs/>
-      <w:sz w:val="24"/>
-      <w:szCs w:val="24"/>
-    </w:rPr>
-  </w:style>
-  <w:style w:type="paragraph" w:styleId="ndice">
-    <w:name w:val="Índice"/>
-    <w:basedOn w:val="Normal"/>
-    <w:qFormat/>
-    <w:pPr>
-      <w:suppressLineNumbers/>
-    </w:pPr>
-    <w:rPr>
-      <w:rFonts w:cs="Lucida Sans"/>
-    </w:rPr>
-  </w:style>
-  <w:style w:type="paragraph" w:styleId="Title">
-    <w:name w:val="Title"/>
-    <w:basedOn w:val="Normal"/>
-    <w:next w:val="Normal"/>
-    <w:link w:val="TtuloChar"/>
-    <w:uiPriority w:val="10"/>
-    <w:qFormat/>
-    <w:rsid w:val="003f5048"/>
-    <w:pPr>
-      <w:spacing w:before="0" w:after="80"/>
-      <w:contextualSpacing/>
-    </w:pPr>
-    <w:rPr>
-      <w:rFonts w:ascii="Aptos Display" w:hAnsi="Aptos Display" w:eastAsia="" w:cs="" w:asciiTheme="majorHAnsi" w:cstheme="majorBidi" w:eastAsiaTheme="majorEastAsia" w:hAnsiTheme="majorHAnsi"/>
-      <w:spacing w:val="-10"/>
-      <w:kern w:val="2"/>
-      <w:sz w:val="56"/>
-      <w:szCs w:val="56"/>
-    </w:rPr>
-  </w:style>
-  <w:style w:type="paragraph" w:styleId="Subtitle">
-    <w:name w:val="Subtitle"/>
-    <w:basedOn w:val="Normal"/>
-    <w:next w:val="Normal"/>
-    <w:link w:val="SubttuloChar"/>
-    <w:uiPriority w:val="11"/>
-    <w:qFormat/>
-    <w:rsid w:val="003f5048"/>
-    <w:pPr/>
-    <w:rPr>
-      <w:rFonts w:eastAsia="" w:cs="" w:cstheme="majorBidi" w:eastAsiaTheme="majorEastAsia"/>
-      <w:color w:themeColor="text1" w:themeTint="a6" w:val="595959"/>
-      <w:spacing w:val="15"/>
-      <w:sz w:val="28"/>
-      <w:szCs w:val="28"/>
-    </w:rPr>
-  </w:style>
-  <w:style w:type="paragraph" w:styleId="Quote">
-    <w:name w:val="Quote"/>
-    <w:basedOn w:val="Normal"/>
-    <w:next w:val="Normal"/>
-    <w:link w:val="CitaoChar"/>
-    <w:uiPriority w:val="29"/>
-    <w:qFormat/>
-    <w:rsid w:val="003f5048"/>
-    <w:pPr>
-      <w:spacing w:before="160" w:after="0"/>
-      <w:jc w:val="center"/>
-    </w:pPr>
-    <w:rPr>
-      <w:i/>
-      <w:iCs/>
-      <w:color w:themeColor="text1" w:themeTint="bf" w:val="404040"/>
-    </w:rPr>
-  </w:style>
-  <w:style w:type="paragraph" w:styleId="ListParagraph">
-    <w:name w:val="List Paragraph"/>
-    <w:basedOn w:val="Normal"/>
-    <w:uiPriority w:val="34"/>
-    <w:qFormat/>
-    <w:rsid w:val="003f5048"/>
-    <w:pPr>
-      <w:spacing w:before="0" w:after="0"/>
-      <w:ind w:left="720"/>
-      <w:contextualSpacing/>
-    </w:pPr>
-    <w:rPr/>
-  </w:style>
-  <w:style w:type="paragraph" w:styleId="IntenseQuote">
-    <w:name w:val="Intense Quote"/>
-    <w:basedOn w:val="Normal"/>
-    <w:next w:val="Normal"/>
-    <w:link w:val="CitaoIntensaChar"/>
-    <w:uiPriority w:val="30"/>
-    <w:qFormat/>
-    <w:rsid w:val="003f5048"/>
-    <w:pPr>
-      <w:pBdr>
-        <w:top w:val="single" w:sz="4" w:space="10" w:color="0F4761" w:themeColor="accent1" w:themeShade="bf"/>
-        <w:bottom w:val="single" w:sz="4" w:space="10" w:color="0F4761" w:themeColor="accent1" w:themeShade="bf"/>
-      </w:pBdr>
-      <w:spacing w:before="360" w:after="360"/>
-      <w:ind w:left="864" w:right="864"/>
-      <w:jc w:val="center"/>
-    </w:pPr>
-    <w:rPr>
-      <w:i/>
-      <w:iCs/>
-      <w:color w:themeColor="accent1" w:themeShade="bf" w:val="0F4761"/>
-    </w:rPr>
-  </w:style>
-  <w:style w:type="paragraph" w:styleId="Cabealhoerodap">
-    <w:name w:val="Cabeçalho e rodapé"/>
-    <w:basedOn w:val="Normal"/>
-    <w:qFormat/>
-    <w:pPr/>
-    <w:rPr/>
-  </w:style>
-  <w:style w:type="paragraph" w:styleId="Header">
-    <w:name w:val="Header"/>
-    <w:basedOn w:val="Normal"/>
-    <w:link w:val="CabealhoChar"/>
-    <w:uiPriority w:val="99"/>
-    <w:unhideWhenUsed/>
-    <w:rsid w:val="00440ffe"/>
-    <w:pPr>
-      <w:tabs>
-        <w:tab w:val="clear" w:pos="708"/>
-        <w:tab w:val="center" w:pos="4252" w:leader="none"/>
-        <w:tab w:val="right" w:pos="8504" w:leader="none"/>
-      </w:tabs>
-    </w:pPr>
-    <w:rPr/>
-  </w:style>
-  <w:style w:type="paragraph" w:styleId="Footer">
-    <w:name w:val="Footer"/>
-    <w:basedOn w:val="Normal"/>
-    <w:link w:val="RodapChar"/>
-    <w:uiPriority w:val="99"/>
-    <w:unhideWhenUsed/>
-    <w:rsid w:val="00440ffe"/>
-    <w:pPr>
-      <w:tabs>
-        <w:tab w:val="clear" w:pos="708"/>
-        <w:tab w:val="center" w:pos="4252" w:leader="none"/>
-        <w:tab w:val="right" w:pos="8504" w:leader="none"/>
-      </w:tabs>
-    </w:pPr>
-    <w:rPr/>
-  </w:style>
-  <w:style w:type="numbering" w:styleId="Semlista" w:default="1">
-    <w:name w:val="Sem lista"/>
-    <w:uiPriority w:val="99"/>
-    <w:semiHidden/>
-    <w:unhideWhenUsed/>
-    <w:qFormat/>
   </w:style>
   <w:style w:type="table" w:default="1" w:styleId="Tabelanormal">
     <w:name w:val="Normal Table"/>
@@ -2174,6 +2280,7 @@
     <w:semiHidden/>
     <w:unhideWhenUsed/>
     <w:tblPr>
+      <w:tblInd w:w="0" w:type="dxa"/>
       <w:tblCellMar>
         <w:top w:w="0" w:type="dxa"/>
         <w:left w:w="108" w:type="dxa"/>
@@ -2182,58 +2289,466 @@
       </w:tblCellMar>
     </w:tblPr>
   </w:style>
+  <w:style w:type="numbering" w:default="1" w:styleId="Semlista">
+    <w:name w:val="No List"/>
+    <w:uiPriority w:val="99"/>
+    <w:semiHidden/>
+    <w:unhideWhenUsed/>
+  </w:style>
+  <w:style w:type="character" w:customStyle="1" w:styleId="Ttulo1Char">
+    <w:name w:val="Título 1 Char"/>
+    <w:basedOn w:val="Fontepargpadro"/>
+    <w:link w:val="Ttulo1"/>
+    <w:uiPriority w:val="9"/>
+    <w:qFormat/>
+    <w:rsid w:val="003F5048"/>
+    <w:rPr>
+      <w:rFonts w:asciiTheme="majorHAnsi" w:eastAsiaTheme="majorEastAsia" w:hAnsiTheme="majorHAnsi" w:cstheme="majorBidi"/>
+      <w:color w:val="0F4761" w:themeColor="accent1" w:themeShade="BF"/>
+      <w:sz w:val="40"/>
+      <w:szCs w:val="40"/>
+    </w:rPr>
+  </w:style>
+  <w:style w:type="character" w:customStyle="1" w:styleId="Ttulo2Char">
+    <w:name w:val="Título 2 Char"/>
+    <w:basedOn w:val="Fontepargpadro"/>
+    <w:link w:val="Ttulo2"/>
+    <w:uiPriority w:val="9"/>
+    <w:semiHidden/>
+    <w:qFormat/>
+    <w:rsid w:val="003F5048"/>
+    <w:rPr>
+      <w:rFonts w:asciiTheme="majorHAnsi" w:eastAsiaTheme="majorEastAsia" w:hAnsiTheme="majorHAnsi" w:cstheme="majorBidi"/>
+      <w:color w:val="0F4761" w:themeColor="accent1" w:themeShade="BF"/>
+      <w:sz w:val="32"/>
+      <w:szCs w:val="32"/>
+    </w:rPr>
+  </w:style>
+  <w:style w:type="character" w:customStyle="1" w:styleId="Ttulo3Char">
+    <w:name w:val="Título 3 Char"/>
+    <w:basedOn w:val="Fontepargpadro"/>
+    <w:link w:val="Ttulo3"/>
+    <w:uiPriority w:val="9"/>
+    <w:semiHidden/>
+    <w:qFormat/>
+    <w:rsid w:val="003F5048"/>
+    <w:rPr>
+      <w:rFonts w:eastAsiaTheme="majorEastAsia" w:cstheme="majorBidi"/>
+      <w:color w:val="0F4761" w:themeColor="accent1" w:themeShade="BF"/>
+      <w:sz w:val="28"/>
+      <w:szCs w:val="28"/>
+    </w:rPr>
+  </w:style>
+  <w:style w:type="character" w:customStyle="1" w:styleId="Ttulo4Char">
+    <w:name w:val="Título 4 Char"/>
+    <w:basedOn w:val="Fontepargpadro"/>
+    <w:link w:val="Ttulo4"/>
+    <w:uiPriority w:val="9"/>
+    <w:semiHidden/>
+    <w:qFormat/>
+    <w:rsid w:val="003F5048"/>
+    <w:rPr>
+      <w:rFonts w:eastAsiaTheme="majorEastAsia" w:cstheme="majorBidi"/>
+      <w:i/>
+      <w:iCs/>
+      <w:color w:val="0F4761" w:themeColor="accent1" w:themeShade="BF"/>
+    </w:rPr>
+  </w:style>
+  <w:style w:type="character" w:customStyle="1" w:styleId="Ttulo5Char">
+    <w:name w:val="Título 5 Char"/>
+    <w:basedOn w:val="Fontepargpadro"/>
+    <w:link w:val="Ttulo5"/>
+    <w:uiPriority w:val="9"/>
+    <w:semiHidden/>
+    <w:qFormat/>
+    <w:rsid w:val="003F5048"/>
+    <w:rPr>
+      <w:rFonts w:eastAsiaTheme="majorEastAsia" w:cstheme="majorBidi"/>
+      <w:color w:val="0F4761" w:themeColor="accent1" w:themeShade="BF"/>
+    </w:rPr>
+  </w:style>
+  <w:style w:type="character" w:customStyle="1" w:styleId="Ttulo6Char">
+    <w:name w:val="Título 6 Char"/>
+    <w:basedOn w:val="Fontepargpadro"/>
+    <w:link w:val="Ttulo6"/>
+    <w:uiPriority w:val="9"/>
+    <w:semiHidden/>
+    <w:qFormat/>
+    <w:rsid w:val="003F5048"/>
+    <w:rPr>
+      <w:rFonts w:eastAsiaTheme="majorEastAsia" w:cstheme="majorBidi"/>
+      <w:i/>
+      <w:iCs/>
+      <w:color w:val="595959" w:themeColor="text1" w:themeTint="A6"/>
+    </w:rPr>
+  </w:style>
+  <w:style w:type="character" w:customStyle="1" w:styleId="Ttulo7Char">
+    <w:name w:val="Título 7 Char"/>
+    <w:basedOn w:val="Fontepargpadro"/>
+    <w:link w:val="Ttulo7"/>
+    <w:uiPriority w:val="9"/>
+    <w:semiHidden/>
+    <w:qFormat/>
+    <w:rsid w:val="003F5048"/>
+    <w:rPr>
+      <w:rFonts w:eastAsiaTheme="majorEastAsia" w:cstheme="majorBidi"/>
+      <w:color w:val="595959" w:themeColor="text1" w:themeTint="A6"/>
+    </w:rPr>
+  </w:style>
+  <w:style w:type="character" w:customStyle="1" w:styleId="Ttulo8Char">
+    <w:name w:val="Título 8 Char"/>
+    <w:basedOn w:val="Fontepargpadro"/>
+    <w:link w:val="Ttulo8"/>
+    <w:uiPriority w:val="9"/>
+    <w:semiHidden/>
+    <w:qFormat/>
+    <w:rsid w:val="003F5048"/>
+    <w:rPr>
+      <w:rFonts w:eastAsiaTheme="majorEastAsia" w:cstheme="majorBidi"/>
+      <w:i/>
+      <w:iCs/>
+      <w:color w:val="272727" w:themeColor="text1" w:themeTint="D8"/>
+    </w:rPr>
+  </w:style>
+  <w:style w:type="character" w:customStyle="1" w:styleId="Ttulo9Char">
+    <w:name w:val="Título 9 Char"/>
+    <w:basedOn w:val="Fontepargpadro"/>
+    <w:link w:val="Ttulo9"/>
+    <w:uiPriority w:val="9"/>
+    <w:semiHidden/>
+    <w:qFormat/>
+    <w:rsid w:val="003F5048"/>
+    <w:rPr>
+      <w:rFonts w:eastAsiaTheme="majorEastAsia" w:cstheme="majorBidi"/>
+      <w:color w:val="272727" w:themeColor="text1" w:themeTint="D8"/>
+    </w:rPr>
+  </w:style>
+  <w:style w:type="character" w:customStyle="1" w:styleId="TtuloChar">
+    <w:name w:val="Título Char"/>
+    <w:basedOn w:val="Fontepargpadro"/>
+    <w:link w:val="Ttulo"/>
+    <w:uiPriority w:val="10"/>
+    <w:qFormat/>
+    <w:rsid w:val="003F5048"/>
+    <w:rPr>
+      <w:rFonts w:asciiTheme="majorHAnsi" w:eastAsiaTheme="majorEastAsia" w:hAnsiTheme="majorHAnsi" w:cstheme="majorBidi"/>
+      <w:spacing w:val="-10"/>
+      <w:kern w:val="2"/>
+      <w:sz w:val="56"/>
+      <w:szCs w:val="56"/>
+    </w:rPr>
+  </w:style>
+  <w:style w:type="character" w:customStyle="1" w:styleId="SubttuloChar">
+    <w:name w:val="Subtítulo Char"/>
+    <w:basedOn w:val="Fontepargpadro"/>
+    <w:link w:val="Subttulo"/>
+    <w:uiPriority w:val="11"/>
+    <w:qFormat/>
+    <w:rsid w:val="003F5048"/>
+    <w:rPr>
+      <w:rFonts w:eastAsiaTheme="majorEastAsia" w:cstheme="majorBidi"/>
+      <w:color w:val="595959" w:themeColor="text1" w:themeTint="A6"/>
+      <w:spacing w:val="15"/>
+      <w:sz w:val="28"/>
+      <w:szCs w:val="28"/>
+    </w:rPr>
+  </w:style>
+  <w:style w:type="character" w:customStyle="1" w:styleId="CitaoChar">
+    <w:name w:val="Citação Char"/>
+    <w:basedOn w:val="Fontepargpadro"/>
+    <w:link w:val="Citao"/>
+    <w:uiPriority w:val="29"/>
+    <w:qFormat/>
+    <w:rsid w:val="003F5048"/>
+    <w:rPr>
+      <w:i/>
+      <w:iCs/>
+      <w:color w:val="404040" w:themeColor="text1" w:themeTint="BF"/>
+    </w:rPr>
+  </w:style>
+  <w:style w:type="character" w:styleId="nfaseIntensa">
+    <w:name w:val="Intense Emphasis"/>
+    <w:basedOn w:val="Fontepargpadro"/>
+    <w:uiPriority w:val="21"/>
+    <w:qFormat/>
+    <w:rsid w:val="003F5048"/>
+    <w:rPr>
+      <w:i/>
+      <w:iCs/>
+      <w:color w:val="0F4761" w:themeColor="accent1" w:themeShade="BF"/>
+    </w:rPr>
+  </w:style>
+  <w:style w:type="character" w:customStyle="1" w:styleId="CitaoIntensaChar">
+    <w:name w:val="Citação Intensa Char"/>
+    <w:basedOn w:val="Fontepargpadro"/>
+    <w:link w:val="CitaoIntensa"/>
+    <w:uiPriority w:val="30"/>
+    <w:qFormat/>
+    <w:rsid w:val="003F5048"/>
+    <w:rPr>
+      <w:i/>
+      <w:iCs/>
+      <w:color w:val="0F4761" w:themeColor="accent1" w:themeShade="BF"/>
+    </w:rPr>
+  </w:style>
+  <w:style w:type="character" w:styleId="RefernciaIntensa">
+    <w:name w:val="Intense Reference"/>
+    <w:basedOn w:val="Fontepargpadro"/>
+    <w:uiPriority w:val="32"/>
+    <w:qFormat/>
+    <w:rsid w:val="003F5048"/>
+    <w:rPr>
+      <w:b/>
+      <w:bCs/>
+      <w:smallCaps/>
+      <w:color w:val="0F4761" w:themeColor="accent1" w:themeShade="BF"/>
+      <w:spacing w:val="5"/>
+    </w:rPr>
+  </w:style>
+  <w:style w:type="character" w:customStyle="1" w:styleId="CabealhoChar">
+    <w:name w:val="Cabeçalho Char"/>
+    <w:basedOn w:val="Fontepargpadro"/>
+    <w:link w:val="Cabealho"/>
+    <w:uiPriority w:val="99"/>
+    <w:qFormat/>
+    <w:rsid w:val="00440FFE"/>
+    <w:rPr>
+      <w:rFonts w:ascii="Times New Roman" w:eastAsia="Times New Roman" w:hAnsi="Times New Roman" w:cs="Times New Roman"/>
+      <w:kern w:val="0"/>
+      <w:sz w:val="24"/>
+      <w:szCs w:val="24"/>
+      <w:lang w:eastAsia="pt-BR"/>
+      <w14:ligatures w14:val="none"/>
+    </w:rPr>
+  </w:style>
+  <w:style w:type="character" w:customStyle="1" w:styleId="RodapChar">
+    <w:name w:val="Rodapé Char"/>
+    <w:basedOn w:val="Fontepargpadro"/>
+    <w:link w:val="Rodap"/>
+    <w:uiPriority w:val="99"/>
+    <w:qFormat/>
+    <w:rsid w:val="00440FFE"/>
+    <w:rPr>
+      <w:rFonts w:ascii="Times New Roman" w:eastAsia="Times New Roman" w:hAnsi="Times New Roman" w:cs="Times New Roman"/>
+      <w:kern w:val="0"/>
+      <w:sz w:val="24"/>
+      <w:szCs w:val="24"/>
+      <w:lang w:eastAsia="pt-BR"/>
+      <w14:ligatures w14:val="none"/>
+    </w:rPr>
+  </w:style>
+  <w:style w:type="paragraph" w:styleId="Ttulo">
+    <w:name w:val="Title"/>
+    <w:basedOn w:val="Normal"/>
+    <w:next w:val="Corpodetexto"/>
+    <w:link w:val="TtuloChar"/>
+    <w:uiPriority w:val="10"/>
+    <w:qFormat/>
+    <w:rsid w:val="003F5048"/>
+    <w:pPr>
+      <w:spacing w:after="80"/>
+      <w:contextualSpacing/>
+    </w:pPr>
+    <w:rPr>
+      <w:rFonts w:asciiTheme="majorHAnsi" w:eastAsiaTheme="majorEastAsia" w:hAnsiTheme="majorHAnsi" w:cstheme="majorBidi"/>
+      <w:spacing w:val="-10"/>
+      <w:kern w:val="2"/>
+      <w:sz w:val="56"/>
+      <w:szCs w:val="56"/>
+    </w:rPr>
+  </w:style>
+  <w:style w:type="paragraph" w:styleId="Corpodetexto">
+    <w:name w:val="Body Text"/>
+    <w:basedOn w:val="Normal"/>
+    <w:pPr>
+      <w:spacing w:after="140" w:line="276" w:lineRule="auto"/>
+    </w:pPr>
+  </w:style>
+  <w:style w:type="paragraph" w:styleId="Lista">
+    <w:name w:val="List"/>
+    <w:basedOn w:val="Corpodetexto"/>
+    <w:rPr>
+      <w:rFonts w:cs="Lucida Sans"/>
+    </w:rPr>
+  </w:style>
+  <w:style w:type="paragraph" w:styleId="Legenda">
+    <w:name w:val="caption"/>
+    <w:basedOn w:val="Normal"/>
+    <w:qFormat/>
+    <w:pPr>
+      <w:suppressLineNumbers/>
+      <w:spacing w:before="120" w:after="120"/>
+    </w:pPr>
+    <w:rPr>
+      <w:rFonts w:cs="Lucida Sans"/>
+      <w:i/>
+      <w:iCs/>
+    </w:rPr>
+  </w:style>
+  <w:style w:type="paragraph" w:customStyle="1" w:styleId="ndice">
+    <w:name w:val="Índice"/>
+    <w:basedOn w:val="Normal"/>
+    <w:qFormat/>
+    <w:pPr>
+      <w:suppressLineNumbers/>
+    </w:pPr>
+    <w:rPr>
+      <w:rFonts w:cs="Lucida Sans"/>
+    </w:rPr>
+  </w:style>
+  <w:style w:type="paragraph" w:styleId="Subttulo">
+    <w:name w:val="Subtitle"/>
+    <w:basedOn w:val="Normal"/>
+    <w:next w:val="Normal"/>
+    <w:link w:val="SubttuloChar"/>
+    <w:uiPriority w:val="11"/>
+    <w:qFormat/>
+    <w:rsid w:val="003F5048"/>
+    <w:rPr>
+      <w:rFonts w:eastAsiaTheme="majorEastAsia" w:cstheme="majorBidi"/>
+      <w:color w:val="595959" w:themeColor="text1" w:themeTint="A6"/>
+      <w:spacing w:val="15"/>
+      <w:sz w:val="28"/>
+      <w:szCs w:val="28"/>
+    </w:rPr>
+  </w:style>
+  <w:style w:type="paragraph" w:styleId="Citao">
+    <w:name w:val="Quote"/>
+    <w:basedOn w:val="Normal"/>
+    <w:next w:val="Normal"/>
+    <w:link w:val="CitaoChar"/>
+    <w:uiPriority w:val="29"/>
+    <w:qFormat/>
+    <w:rsid w:val="003F5048"/>
+    <w:pPr>
+      <w:spacing w:before="160"/>
+      <w:jc w:val="center"/>
+    </w:pPr>
+    <w:rPr>
+      <w:i/>
+      <w:iCs/>
+      <w:color w:val="404040" w:themeColor="text1" w:themeTint="BF"/>
+    </w:rPr>
+  </w:style>
+  <w:style w:type="paragraph" w:styleId="PargrafodaLista">
+    <w:name w:val="List Paragraph"/>
+    <w:basedOn w:val="Normal"/>
+    <w:uiPriority w:val="34"/>
+    <w:qFormat/>
+    <w:rsid w:val="003F5048"/>
+    <w:pPr>
+      <w:ind w:left="720"/>
+      <w:contextualSpacing/>
+    </w:pPr>
+  </w:style>
+  <w:style w:type="paragraph" w:styleId="CitaoIntensa">
+    <w:name w:val="Intense Quote"/>
+    <w:basedOn w:val="Normal"/>
+    <w:next w:val="Normal"/>
+    <w:link w:val="CitaoIntensaChar"/>
+    <w:uiPriority w:val="30"/>
+    <w:qFormat/>
+    <w:rsid w:val="003F5048"/>
+    <w:pPr>
+      <w:pBdr>
+        <w:top w:val="single" w:sz="4" w:space="10" w:color="0F4761" w:themeColor="accent1" w:themeShade="BF"/>
+        <w:bottom w:val="single" w:sz="4" w:space="10" w:color="0F4761" w:themeColor="accent1" w:themeShade="BF"/>
+      </w:pBdr>
+      <w:spacing w:before="360" w:after="360"/>
+      <w:ind w:left="864" w:right="864"/>
+      <w:jc w:val="center"/>
+    </w:pPr>
+    <w:rPr>
+      <w:i/>
+      <w:iCs/>
+      <w:color w:val="0F4761" w:themeColor="accent1" w:themeShade="BF"/>
+    </w:rPr>
+  </w:style>
+  <w:style w:type="paragraph" w:customStyle="1" w:styleId="Cabealhoerodap">
+    <w:name w:val="Cabeçalho e rodapé"/>
+    <w:basedOn w:val="Normal"/>
+    <w:qFormat/>
+  </w:style>
+  <w:style w:type="paragraph" w:styleId="Cabealho">
+    <w:name w:val="header"/>
+    <w:basedOn w:val="Normal"/>
+    <w:link w:val="CabealhoChar"/>
+    <w:uiPriority w:val="99"/>
+    <w:unhideWhenUsed/>
+    <w:rsid w:val="00440FFE"/>
+    <w:pPr>
+      <w:tabs>
+        <w:tab w:val="center" w:pos="4252"/>
+        <w:tab w:val="right" w:pos="8504"/>
+      </w:tabs>
+    </w:pPr>
+  </w:style>
+  <w:style w:type="paragraph" w:styleId="Rodap">
+    <w:name w:val="footer"/>
+    <w:basedOn w:val="Normal"/>
+    <w:link w:val="RodapChar"/>
+    <w:uiPriority w:val="99"/>
+    <w:unhideWhenUsed/>
+    <w:rsid w:val="00440FFE"/>
+    <w:pPr>
+      <w:tabs>
+        <w:tab w:val="center" w:pos="4252"/>
+        <w:tab w:val="right" w:pos="8504"/>
+      </w:tabs>
+    </w:pPr>
+  </w:style>
 </w:styles>
 </file>
 
 <file path=word/theme/theme1.xml><?xml version="1.0" encoding="utf-8"?>
-<a:theme xmlns:a="http://schemas.openxmlformats.org/drawingml/2006/main" xmlns:r="http://schemas.openxmlformats.org/officeDocument/2006/relationships" name="Tema do Office">
+<a:theme xmlns:a="http://schemas.openxmlformats.org/drawingml/2006/main" name="Tema do Office">
   <a:themeElements>
     <a:clrScheme name="Office">
       <a:dk1>
         <a:srgbClr val="000000"/>
       </a:dk1>
       <a:lt1>
-        <a:srgbClr val="ffffff"/>
+        <a:srgbClr val="FFFFFF"/>
       </a:lt1>
       <a:dk2>
-        <a:srgbClr val="0e2841"/>
+        <a:srgbClr val="0E2841"/>
       </a:dk2>
       <a:lt2>
-        <a:srgbClr val="e8e8e8"/>
+        <a:srgbClr val="E8E8E8"/>
       </a:lt2>
       <a:accent1>
         <a:srgbClr val="156082"/>
       </a:accent1>
       <a:accent2>
-        <a:srgbClr val="e97132"/>
+        <a:srgbClr val="E97132"/>
       </a:accent2>
       <a:accent3>
-        <a:srgbClr val="196b24"/>
+        <a:srgbClr val="196B24"/>
       </a:accent3>
       <a:accent4>
-        <a:srgbClr val="0f9ed5"/>
+        <a:srgbClr val="0F9ED5"/>
       </a:accent4>
       <a:accent5>
-        <a:srgbClr val="a02b93"/>
+        <a:srgbClr val="A02B93"/>
       </a:accent5>
       <a:accent6>
-        <a:srgbClr val="4ea72e"/>
+        <a:srgbClr val="4EA72E"/>
       </a:accent6>
       <a:hlink>
         <a:srgbClr val="467886"/>
       </a:hlink>
       <a:folHlink>
-        <a:srgbClr val="96607d"/>
+        <a:srgbClr val="96607D"/>
       </a:folHlink>
     </a:clrScheme>
     <a:fontScheme name="Office">
       <a:majorFont>
-        <a:latin typeface="Aptos Display" panose="02110004020202020204" pitchFamily="0" charset="1"/>
+        <a:latin typeface="Aptos Display" panose="02110004020202020204"/>
         <a:ea typeface=""/>
         <a:cs typeface=""/>
       </a:majorFont>
       <a:minorFont>
-        <a:latin typeface="Aptos" panose="02110004020202020204" pitchFamily="0" charset="1"/>
+        <a:latin typeface="Aptos" panose="02110004020202020204"/>
         <a:ea typeface=""/>
         <a:cs typeface=""/>
       </a:minorFont>
@@ -2265,7 +2780,7 @@
             </a:gs>
           </a:gsLst>
           <a:lin ang="5400000" scaled="0"/>
-          <a:tileRect l="0" t="0" r="0" b="0"/>
+          <a:tileRect/>
         </a:gradFill>
         <a:gradFill>
           <a:gsLst>
@@ -2289,7 +2804,7 @@
             </a:gs>
           </a:gsLst>
           <a:lin ang="5400000" scaled="0"/>
-          <a:tileRect l="0" t="0" r="0" b="0"/>
+          <a:tileRect/>
         </a:gradFill>
       </a:fillStyleLst>
       <a:lnStyleLst>
@@ -2349,10 +2864,12 @@
             </a:gs>
           </a:gsLst>
           <a:lin ang="5400000" scaled="0"/>
-          <a:tileRect l="0" t="0" r="0" b="0"/>
+          <a:tileRect/>
         </a:gradFill>
       </a:bgFillStyleLst>
     </a:fmtScheme>
   </a:themeElements>
+  <a:objectDefaults/>
+  <a:extraClrSchemeLst/>
 </a:theme>
 </file>
--- a/Requisitos/CSU10 - Finalizar pedido.docx
+++ b/Requisitos/CSU10 - Finalizar pedido.docx
@@ -1,6 +1,6 @@
 
 <file path=word/document.xml><?xml version="1.0" encoding="utf-8"?>
-<w:document xmlns:wpc="http://schemas.microsoft.com/office/word/2010/wordprocessingCanvas" xmlns:cx="http://schemas.microsoft.com/office/drawing/2014/chartex" xmlns:cx1="http://schemas.microsoft.com/office/drawing/2015/9/8/chartex" xmlns:cx2="http://schemas.microsoft.com/office/drawing/2015/10/21/chartex" xmlns:cx3="http://schemas.microsoft.com/office/drawing/2016/5/9/chartex" xmlns:cx4="http://schemas.microsoft.com/office/drawing/2016/5/10/chartex" xmlns:cx5="http://schemas.microsoft.com/office/drawing/2016/5/11/chartex" xmlns:cx6="http://schemas.microsoft.com/office/drawing/2016/5/12/chartex" xmlns:cx7="http://schemas.microsoft.com/office/drawing/2016/5/13/chartex" xmlns:cx8="http://schemas.microsoft.com/office/drawing/2016/5/14/chartex" xmlns:mc="http://schemas.openxmlformats.org/markup-compatibility/2006" xmlns:aink="http://schemas.microsoft.com/office/drawing/2016/ink" xmlns:am3d="http://schemas.microsoft.com/office/drawing/2017/model3d" xmlns:o="urn:schemas-microsoft-com:office:office" xmlns:oel="http://schemas.microsoft.com/office/2019/extlst" xmlns:r="http://schemas.openxmlformats.org/officeDocument/2006/relationships" xmlns:m="http://schemas.openxmlformats.org/officeDocument/2006/math" xmlns:v="urn:schemas-microsoft-com:vml" xmlns:wp14="http://schemas.microsoft.com/office/word/2010/wordprocessingDrawing" xmlns:wp="http://schemas.openxmlformats.org/drawingml/2006/wordprocessingDrawing" xmlns:w10="urn:schemas-microsoft-com:office:word" xmlns:w="http://schemas.openxmlformats.org/wordprocessingml/2006/main" xmlns:w14="http://schemas.microsoft.com/office/word/2010/wordml" xmlns:w15="http://schemas.microsoft.com/office/word/2012/wordml" xmlns:w16cex="http://schemas.microsoft.com/office/word/2018/wordml/cex" xmlns:w16cid="http://schemas.microsoft.com/office/word/2016/wordml/cid" xmlns:w16="http://schemas.microsoft.com/office/word/2018/wordml" xmlns:w16du="http://schemas.microsoft.com/office/word/2023/wordml/word16du" xmlns:w16sdtdh="http://schemas.microsoft.com/office/word/2020/wordml/sdtdatahash" xmlns:w16se="http://schemas.microsoft.com/office/word/2015/wordml/symex" xmlns:wpg="http://schemas.microsoft.com/office/word/2010/wordprocessingGroup" xmlns:wpi="http://schemas.microsoft.com/office/word/2010/wordprocessingInk" xmlns:wne="http://schemas.microsoft.com/office/word/2006/wordml" xmlns:wps="http://schemas.microsoft.com/office/word/2010/wordprocessingShape" mc:Ignorable="w14 w15 w16se w16cid w16 w16cex w16sdtdh w16du wp14">
+<w:document xmlns:wpc="http://schemas.microsoft.com/office/word/2010/wordprocessingCanvas" xmlns:cx="http://schemas.microsoft.com/office/drawing/2014/chartex" xmlns:cx1="http://schemas.microsoft.com/office/drawing/2015/9/8/chartex" xmlns:cx2="http://schemas.microsoft.com/office/drawing/2015/10/21/chartex" xmlns:cx3="http://schemas.microsoft.com/office/drawing/2016/5/9/chartex" xmlns:cx4="http://schemas.microsoft.com/office/drawing/2016/5/10/chartex" xmlns:cx5="http://schemas.microsoft.com/office/drawing/2016/5/11/chartex" xmlns:cx6="http://schemas.microsoft.com/office/drawing/2016/5/12/chartex" xmlns:cx7="http://schemas.microsoft.com/office/drawing/2016/5/13/chartex" xmlns:cx8="http://schemas.microsoft.com/office/drawing/2016/5/14/chartex" xmlns:mc="http://schemas.openxmlformats.org/markup-compatibility/2006" xmlns:aink="http://schemas.microsoft.com/office/drawing/2016/ink" xmlns:am3d="http://schemas.microsoft.com/office/drawing/2017/model3d" xmlns:o="urn:schemas-microsoft-com:office:office" xmlns:oel="http://schemas.microsoft.com/office/2019/extlst" xmlns:r="http://schemas.openxmlformats.org/officeDocument/2006/relationships" xmlns:m="http://schemas.openxmlformats.org/officeDocument/2006/math" xmlns:v="urn:schemas-microsoft-com:vml" xmlns:wp14="http://schemas.microsoft.com/office/word/2010/wordprocessingDrawing" xmlns:wp="http://schemas.openxmlformats.org/drawingml/2006/wordprocessingDrawing" xmlns:w10="urn:schemas-microsoft-com:office:word" xmlns:w="http://schemas.openxmlformats.org/wordprocessingml/2006/main" xmlns:w14="http://schemas.microsoft.com/office/word/2010/wordml" xmlns:w15="http://schemas.microsoft.com/office/word/2012/wordml" xmlns:w16cex="http://schemas.microsoft.com/office/word/2018/wordml/cex" xmlns:w16cid="http://schemas.microsoft.com/office/word/2016/wordml/cid" xmlns:w16="http://schemas.microsoft.com/office/word/2018/wordml" xmlns:w16sdtdh="http://schemas.microsoft.com/office/word/2020/wordml/sdtdatahash" xmlns:w16se="http://schemas.microsoft.com/office/word/2015/wordml/symex" xmlns:wpg="http://schemas.microsoft.com/office/word/2010/wordprocessingGroup" xmlns:wpi="http://schemas.microsoft.com/office/word/2010/wordprocessingInk" xmlns:wne="http://schemas.microsoft.com/office/word/2006/wordml" xmlns:wps="http://schemas.microsoft.com/office/word/2010/wordprocessingShape" mc:Ignorable="w14 w15 w16se w16cid w16 w16cex w16sdtdh wp14">
   <w:body>
     <w:p>
       <w:pPr>
@@ -878,14 +878,7 @@
                 <w:sz w:val="28"/>
                 <w:szCs w:val="28"/>
               </w:rPr>
-              <w:t xml:space="preserve"> </w:t>
-            </w:r>
-            <w:r>
-              <w:rPr>
-                <w:sz w:val="28"/>
-                <w:szCs w:val="28"/>
-              </w:rPr>
-              <w:t>(</w:t>
+              <w:t xml:space="preserve"> (</w:t>
             </w:r>
             <w:r>
               <w:rPr>
@@ -921,7 +914,23 @@
                 <w:sz w:val="28"/>
                 <w:szCs w:val="28"/>
               </w:rPr>
-              <w:t xml:space="preserve">Passo 8: </w:t>
+              <w:t xml:space="preserve">Passo </w:t>
+            </w:r>
+            <w:r>
+              <w:rPr>
+                <w:b/>
+                <w:sz w:val="28"/>
+                <w:szCs w:val="28"/>
+              </w:rPr>
+              <w:t>7</w:t>
+            </w:r>
+            <w:r>
+              <w:rPr>
+                <w:b/>
+                <w:sz w:val="28"/>
+                <w:szCs w:val="28"/>
+              </w:rPr>
+              <w:t xml:space="preserve">: </w:t>
             </w:r>
             <w:r>
               <w:rPr>
@@ -937,7 +946,7 @@
                 <w:sz w:val="28"/>
                 <w:szCs w:val="28"/>
               </w:rPr>
-              <w:t>Inicio</w:t>
+              <w:t>Ver Itens</w:t>
             </w:r>
             <w:r>
               <w:rPr>
@@ -965,21 +974,28 @@
                 <w:sz w:val="28"/>
                 <w:szCs w:val="28"/>
               </w:rPr>
-              <w:t xml:space="preserve"> de volta para a tela do menu principal.</w:t>
-            </w:r>
-            <w:r>
-              <w:rPr>
-                <w:sz w:val="28"/>
-                <w:szCs w:val="28"/>
-              </w:rPr>
-              <w:t xml:space="preserve"> </w:t>
-            </w:r>
-            <w:r>
-              <w:rPr>
-                <w:sz w:val="28"/>
-                <w:szCs w:val="28"/>
-              </w:rPr>
-              <w:t>(</w:t>
+              <w:t xml:space="preserve"> para a tela </w:t>
+            </w:r>
+            <w:r>
+              <w:rPr>
+                <w:sz w:val="28"/>
+                <w:szCs w:val="28"/>
+              </w:rPr>
+              <w:t>Pedidos Mesa</w:t>
+            </w:r>
+            <w:r>
+              <w:rPr>
+                <w:sz w:val="28"/>
+                <w:szCs w:val="28"/>
+              </w:rPr>
+              <w:t>.</w:t>
+            </w:r>
+            <w:r>
+              <w:rPr>
+                <w:sz w:val="28"/>
+                <w:szCs w:val="28"/>
+              </w:rPr>
+              <w:t xml:space="preserve"> (</w:t>
             </w:r>
             <w:r>
               <w:rPr>
@@ -995,7 +1011,7 @@
                 <w:sz w:val="28"/>
                 <w:szCs w:val="28"/>
               </w:rPr>
-              <w:t>26</w:t>
+              <w:t>31</w:t>
             </w:r>
             <w:r>
               <w:rPr>
@@ -1055,7 +1071,7 @@
                 <w:sz w:val="28"/>
                 <w:szCs w:val="28"/>
               </w:rPr>
-              <w:t>Inicio</w:t>
+              <w:t>Cancelar</w:t>
             </w:r>
             <w:r>
               <w:rPr>
@@ -1116,14 +1132,7 @@
                 <w:sz w:val="28"/>
                 <w:szCs w:val="28"/>
               </w:rPr>
-              <w:t xml:space="preserve"> </w:t>
-            </w:r>
-            <w:r>
-              <w:rPr>
-                <w:sz w:val="28"/>
-                <w:szCs w:val="28"/>
-              </w:rPr>
-              <w:t>(</w:t>
+              <w:t xml:space="preserve"> (</w:t>
             </w:r>
             <w:r>
               <w:rPr>
@@ -1131,15 +1140,7 @@
                 <w:sz w:val="28"/>
                 <w:szCs w:val="28"/>
               </w:rPr>
-              <w:t xml:space="preserve">Tela </w:t>
-            </w:r>
-            <w:r>
-              <w:rPr>
-                <w:color w:val="C9211E"/>
-                <w:sz w:val="28"/>
-                <w:szCs w:val="28"/>
-              </w:rPr>
-              <w:t>26</w:t>
+              <w:t>Tela 26</w:t>
             </w:r>
             <w:r>
               <w:rPr>
@@ -1595,21 +1596,12 @@
               <w:spacing w:line="360" w:lineRule="auto"/>
               <w:jc w:val="center"/>
             </w:pPr>
-            <w:proofErr w:type="spellStart"/>
-            <w:r>
-              <w:rPr>
-                <w:sz w:val="28"/>
-                <w:szCs w:val="28"/>
-              </w:rPr>
-              <w:t>Talysson</w:t>
-            </w:r>
-            <w:proofErr w:type="spellEnd"/>
-            <w:r>
-              <w:rPr>
-                <w:sz w:val="28"/>
-                <w:szCs w:val="28"/>
-              </w:rPr>
-              <w:t xml:space="preserve"> Vasconcelos</w:t>
+            <w:r>
+              <w:rPr>
+                <w:sz w:val="28"/>
+                <w:szCs w:val="28"/>
+              </w:rPr>
+              <w:t>Talysson Vasconcelos</w:t>
             </w:r>
           </w:p>
         </w:tc>
@@ -1662,7 +1654,7 @@
 </file>
 
 <file path=word/styles.xml><?xml version="1.0" encoding="utf-8"?>
-<w:styles xmlns:mc="http://schemas.openxmlformats.org/markup-compatibility/2006" xmlns:r="http://schemas.openxmlformats.org/officeDocument/2006/relationships" xmlns:w="http://schemas.openxmlformats.org/wordprocessingml/2006/main" xmlns:w14="http://schemas.microsoft.com/office/word/2010/wordml" xmlns:w15="http://schemas.microsoft.com/office/word/2012/wordml" xmlns:w16cex="http://schemas.microsoft.com/office/word/2018/wordml/cex" xmlns:w16cid="http://schemas.microsoft.com/office/word/2016/wordml/cid" xmlns:w16="http://schemas.microsoft.com/office/word/2018/wordml" xmlns:w16du="http://schemas.microsoft.com/office/word/2023/wordml/word16du" xmlns:w16sdtdh="http://schemas.microsoft.com/office/word/2020/wordml/sdtdatahash" xmlns:w16se="http://schemas.microsoft.com/office/word/2015/wordml/symex" mc:Ignorable="w14 w15 w16se w16cid w16 w16cex w16sdtdh w16du">
+<w:styles xmlns:mc="http://schemas.openxmlformats.org/markup-compatibility/2006" xmlns:r="http://schemas.openxmlformats.org/officeDocument/2006/relationships" xmlns:w="http://schemas.openxmlformats.org/wordprocessingml/2006/main" xmlns:w14="http://schemas.microsoft.com/office/word/2010/wordml" xmlns:w15="http://schemas.microsoft.com/office/word/2012/wordml" xmlns:w16cex="http://schemas.microsoft.com/office/word/2018/wordml/cex" xmlns:w16cid="http://schemas.microsoft.com/office/word/2016/wordml/cid" xmlns:w16="http://schemas.microsoft.com/office/word/2018/wordml" xmlns:w16sdtdh="http://schemas.microsoft.com/office/word/2020/wordml/sdtdatahash" xmlns:w16se="http://schemas.microsoft.com/office/word/2015/wordml/symex" mc:Ignorable="w14 w15 w16se w16cid w16 w16cex w16sdtdh">
   <w:docDefaults>
     <w:rPrDefault>
       <w:rPr>
